--- a/Практика/course_4/journal.docx
+++ b/Практика/course_4/journal.docx
@@ -16,50 +16,50 @@
         </w:tblCellMar>
       </w:tblPr>
       <w:tblGrid>
-        <w:gridCol w:w="198"/>
-        <w:gridCol w:w="281"/>
+        <w:gridCol w:w="197"/>
+        <w:gridCol w:w="282"/>
         <w:gridCol w:w="20"/>
         <w:gridCol w:w="120"/>
         <w:gridCol w:w="61"/>
         <w:gridCol w:w="40"/>
         <w:gridCol w:w="80"/>
-        <w:gridCol w:w="598"/>
+        <w:gridCol w:w="597"/>
         <w:gridCol w:w="880"/>
         <w:gridCol w:w="200"/>
         <w:gridCol w:w="20"/>
-        <w:gridCol w:w="742"/>
-        <w:gridCol w:w="378"/>
-        <w:gridCol w:w="120"/>
+        <w:gridCol w:w="743"/>
+        <w:gridCol w:w="377"/>
+        <w:gridCol w:w="121"/>
         <w:gridCol w:w="121"/>
         <w:gridCol w:w="20"/>
         <w:gridCol w:w="101"/>
         <w:gridCol w:w="60"/>
-        <w:gridCol w:w="478"/>
+        <w:gridCol w:w="477"/>
         <w:gridCol w:w="160"/>
-        <w:gridCol w:w="402"/>
+        <w:gridCol w:w="403"/>
         <w:gridCol w:w="340"/>
-        <w:gridCol w:w="178"/>
+        <w:gridCol w:w="177"/>
         <w:gridCol w:w="100"/>
         <w:gridCol w:w="180"/>
-        <w:gridCol w:w="40"/>
+        <w:gridCol w:w="41"/>
         <w:gridCol w:w="81"/>
         <w:gridCol w:w="561"/>
-        <w:gridCol w:w="118"/>
+        <w:gridCol w:w="117"/>
         <w:gridCol w:w="120"/>
-        <w:gridCol w:w="442"/>
+        <w:gridCol w:w="443"/>
         <w:gridCol w:w="100"/>
         <w:gridCol w:w="80"/>
         <w:gridCol w:w="140"/>
-        <w:gridCol w:w="278"/>
+        <w:gridCol w:w="277"/>
         <w:gridCol w:w="240"/>
-        <w:gridCol w:w="542"/>
+        <w:gridCol w:w="543"/>
         <w:gridCol w:w="160"/>
         <w:gridCol w:w="40"/>
-        <w:gridCol w:w="218"/>
+        <w:gridCol w:w="217"/>
         <w:gridCol w:w="140"/>
-        <w:gridCol w:w="60"/>
-        <w:gridCol w:w="760"/>
-        <w:gridCol w:w="602"/>
+        <w:gridCol w:w="61"/>
+        <w:gridCol w:w="759"/>
+        <w:gridCol w:w="603"/>
         <w:gridCol w:w="180"/>
         <w:gridCol w:w="20"/>
         <w:gridCol w:w="80"/>
@@ -71,7 +71,7 @@
         <w:trPr/>
         <w:tc>
           <w:tcPr>
-            <w:tcW w:w="198" w:type="dxa"/>
+            <w:tcW w:w="197" w:type="dxa"/>
             <w:tcBorders/>
           </w:tcPr>
           <w:p>
@@ -88,7 +88,7 @@
         </w:tc>
         <w:tc>
           <w:tcPr>
-            <w:tcW w:w="602" w:type="dxa"/>
+            <w:tcW w:w="603" w:type="dxa"/>
             <w:gridSpan w:val="6"/>
             <w:tcBorders/>
           </w:tcPr>
@@ -136,7 +136,7 @@
         </w:tc>
         <w:tc>
           <w:tcPr>
-            <w:tcW w:w="538" w:type="dxa"/>
+            <w:tcW w:w="537" w:type="dxa"/>
             <w:gridSpan w:val="2"/>
             <w:tcBorders/>
           </w:tcPr>
@@ -152,7 +152,7 @@
         </w:tc>
         <w:tc>
           <w:tcPr>
-            <w:tcW w:w="1481" w:type="dxa"/>
+            <w:tcW w:w="1482" w:type="dxa"/>
             <w:gridSpan w:val="8"/>
             <w:tcBorders/>
           </w:tcPr>
@@ -214,7 +214,7 @@
         </w:tc>
         <w:tc>
           <w:tcPr>
-            <w:tcW w:w="2658" w:type="dxa"/>
+            <w:tcW w:w="2657" w:type="dxa"/>
             <w:gridSpan w:val="11"/>
             <w:tcBorders/>
           </w:tcPr>
@@ -230,7 +230,7 @@
         </w:tc>
         <w:tc>
           <w:tcPr>
-            <w:tcW w:w="802" w:type="dxa"/>
+            <w:tcW w:w="803" w:type="dxa"/>
             <w:gridSpan w:val="3"/>
             <w:tcBorders/>
           </w:tcPr>
@@ -282,22 +282,22 @@
         </w:trPr>
         <w:tc>
           <w:tcPr>
-            <w:tcW w:w="198" w:type="dxa"/>
-            <w:tcBorders/>
-          </w:tcPr>
-          <w:p>
-            <w:pPr>
-              <w:pStyle w:val="EMPTYCELLSTYLE"/>
-              <w:rPr/>
-            </w:pPr>
-            <w:r>
-              <w:rPr/>
-            </w:r>
-          </w:p>
-        </w:tc>
-        <w:tc>
-          <w:tcPr>
-            <w:tcW w:w="602" w:type="dxa"/>
+            <w:tcW w:w="197" w:type="dxa"/>
+            <w:tcBorders/>
+          </w:tcPr>
+          <w:p>
+            <w:pPr>
+              <w:pStyle w:val="EMPTYCELLSTYLE"/>
+              <w:rPr/>
+            </w:pPr>
+            <w:r>
+              <w:rPr/>
+            </w:r>
+          </w:p>
+        </w:tc>
+        <w:tc>
+          <w:tcPr>
+            <w:tcW w:w="603" w:type="dxa"/>
             <w:gridSpan w:val="6"/>
             <w:tcBorders/>
           </w:tcPr>
@@ -356,7 +356,7 @@
         </w:tc>
         <w:tc>
           <w:tcPr>
-            <w:tcW w:w="2658" w:type="dxa"/>
+            <w:tcW w:w="2657" w:type="dxa"/>
             <w:gridSpan w:val="11"/>
             <w:tcBorders/>
           </w:tcPr>
@@ -372,7 +372,7 @@
         </w:tc>
         <w:tc>
           <w:tcPr>
-            <w:tcW w:w="802" w:type="dxa"/>
+            <w:tcW w:w="803" w:type="dxa"/>
             <w:gridSpan w:val="3"/>
             <w:tcBorders/>
           </w:tcPr>
@@ -424,22 +424,22 @@
         </w:trPr>
         <w:tc>
           <w:tcPr>
-            <w:tcW w:w="198" w:type="dxa"/>
-            <w:tcBorders/>
-          </w:tcPr>
-          <w:p>
-            <w:pPr>
-              <w:pStyle w:val="EMPTYCELLSTYLE"/>
-              <w:rPr/>
-            </w:pPr>
-            <w:r>
-              <w:rPr/>
-            </w:r>
-          </w:p>
-        </w:tc>
-        <w:tc>
-          <w:tcPr>
-            <w:tcW w:w="10602" w:type="dxa"/>
+            <w:tcW w:w="197" w:type="dxa"/>
+            <w:tcBorders/>
+          </w:tcPr>
+          <w:p>
+            <w:pPr>
+              <w:pStyle w:val="EMPTYCELLSTYLE"/>
+              <w:rPr/>
+            </w:pPr>
+            <w:r>
+              <w:rPr/>
+            </w:r>
+          </w:p>
+        </w:tc>
+        <w:tc>
+          <w:tcPr>
+            <w:tcW w:w="10603" w:type="dxa"/>
             <w:gridSpan w:val="45"/>
             <w:tcBorders/>
             <w:tcMar>
@@ -501,22 +501,22 @@
         </w:trPr>
         <w:tc>
           <w:tcPr>
-            <w:tcW w:w="198" w:type="dxa"/>
-            <w:tcBorders/>
-          </w:tcPr>
-          <w:p>
-            <w:pPr>
-              <w:pStyle w:val="EMPTYCELLSTYLE"/>
-              <w:rPr/>
-            </w:pPr>
-            <w:r>
-              <w:rPr/>
-            </w:r>
-          </w:p>
-        </w:tc>
-        <w:tc>
-          <w:tcPr>
-            <w:tcW w:w="602" w:type="dxa"/>
+            <w:tcW w:w="197" w:type="dxa"/>
+            <w:tcBorders/>
+          </w:tcPr>
+          <w:p>
+            <w:pPr>
+              <w:pStyle w:val="EMPTYCELLSTYLE"/>
+              <w:rPr/>
+            </w:pPr>
+            <w:r>
+              <w:rPr/>
+            </w:r>
+          </w:p>
+        </w:tc>
+        <w:tc>
+          <w:tcPr>
+            <w:tcW w:w="603" w:type="dxa"/>
             <w:gridSpan w:val="6"/>
             <w:tcBorders/>
           </w:tcPr>
@@ -532,7 +532,7 @@
         </w:tc>
         <w:tc>
           <w:tcPr>
-            <w:tcW w:w="9198" w:type="dxa"/>
+            <w:tcW w:w="9197" w:type="dxa"/>
             <w:gridSpan w:val="36"/>
             <w:tcBorders/>
             <w:tcMar>
@@ -561,7 +561,7 @@
         </w:tc>
         <w:tc>
           <w:tcPr>
-            <w:tcW w:w="802" w:type="dxa"/>
+            <w:tcW w:w="803" w:type="dxa"/>
             <w:gridSpan w:val="3"/>
             <w:tcBorders/>
           </w:tcPr>
@@ -613,22 +613,22 @@
         </w:trPr>
         <w:tc>
           <w:tcPr>
-            <w:tcW w:w="198" w:type="dxa"/>
-            <w:tcBorders/>
-          </w:tcPr>
-          <w:p>
-            <w:pPr>
-              <w:pStyle w:val="EMPTYCELLSTYLE"/>
-              <w:rPr/>
-            </w:pPr>
-            <w:r>
-              <w:rPr/>
-            </w:r>
-          </w:p>
-        </w:tc>
-        <w:tc>
-          <w:tcPr>
-            <w:tcW w:w="602" w:type="dxa"/>
+            <w:tcW w:w="197" w:type="dxa"/>
+            <w:tcBorders/>
+          </w:tcPr>
+          <w:p>
+            <w:pPr>
+              <w:pStyle w:val="EMPTYCELLSTYLE"/>
+              <w:rPr/>
+            </w:pPr>
+            <w:r>
+              <w:rPr/>
+            </w:r>
+          </w:p>
+        </w:tc>
+        <w:tc>
+          <w:tcPr>
+            <w:tcW w:w="603" w:type="dxa"/>
             <w:gridSpan w:val="6"/>
             <w:tcBorders/>
           </w:tcPr>
@@ -676,7 +676,7 @@
         </w:tc>
         <w:tc>
           <w:tcPr>
-            <w:tcW w:w="538" w:type="dxa"/>
+            <w:tcW w:w="537" w:type="dxa"/>
             <w:gridSpan w:val="2"/>
             <w:tcBorders/>
           </w:tcPr>
@@ -692,7 +692,7 @@
         </w:tc>
         <w:tc>
           <w:tcPr>
-            <w:tcW w:w="1481" w:type="dxa"/>
+            <w:tcW w:w="1482" w:type="dxa"/>
             <w:gridSpan w:val="8"/>
             <w:tcBorders/>
           </w:tcPr>
@@ -754,7 +754,7 @@
         </w:tc>
         <w:tc>
           <w:tcPr>
-            <w:tcW w:w="2658" w:type="dxa"/>
+            <w:tcW w:w="2657" w:type="dxa"/>
             <w:gridSpan w:val="11"/>
             <w:tcBorders/>
           </w:tcPr>
@@ -770,7 +770,7 @@
         </w:tc>
         <w:tc>
           <w:tcPr>
-            <w:tcW w:w="802" w:type="dxa"/>
+            <w:tcW w:w="803" w:type="dxa"/>
             <w:gridSpan w:val="3"/>
             <w:tcBorders/>
           </w:tcPr>
@@ -822,22 +822,22 @@
         </w:trPr>
         <w:tc>
           <w:tcPr>
-            <w:tcW w:w="198" w:type="dxa"/>
-            <w:tcBorders/>
-          </w:tcPr>
-          <w:p>
-            <w:pPr>
-              <w:pStyle w:val="EMPTYCELLSTYLE"/>
-              <w:rPr/>
-            </w:pPr>
-            <w:r>
-              <w:rPr/>
-            </w:r>
-          </w:p>
-        </w:tc>
-        <w:tc>
-          <w:tcPr>
-            <w:tcW w:w="602" w:type="dxa"/>
+            <w:tcW w:w="197" w:type="dxa"/>
+            <w:tcBorders/>
+          </w:tcPr>
+          <w:p>
+            <w:pPr>
+              <w:pStyle w:val="EMPTYCELLSTYLE"/>
+              <w:rPr/>
+            </w:pPr>
+            <w:r>
+              <w:rPr/>
+            </w:r>
+          </w:p>
+        </w:tc>
+        <w:tc>
+          <w:tcPr>
+            <w:tcW w:w="603" w:type="dxa"/>
             <w:gridSpan w:val="6"/>
             <w:tcBorders/>
           </w:tcPr>
@@ -927,7 +927,7 @@
         </w:tc>
         <w:tc>
           <w:tcPr>
-            <w:tcW w:w="2658" w:type="dxa"/>
+            <w:tcW w:w="2657" w:type="dxa"/>
             <w:gridSpan w:val="11"/>
             <w:tcBorders/>
           </w:tcPr>
@@ -943,7 +943,7 @@
         </w:tc>
         <w:tc>
           <w:tcPr>
-            <w:tcW w:w="802" w:type="dxa"/>
+            <w:tcW w:w="803" w:type="dxa"/>
             <w:gridSpan w:val="3"/>
             <w:tcBorders/>
           </w:tcPr>
@@ -995,22 +995,22 @@
         </w:trPr>
         <w:tc>
           <w:tcPr>
-            <w:tcW w:w="198" w:type="dxa"/>
-            <w:tcBorders/>
-          </w:tcPr>
-          <w:p>
-            <w:pPr>
-              <w:pStyle w:val="EMPTYCELLSTYLE"/>
-              <w:rPr/>
-            </w:pPr>
-            <w:r>
-              <w:rPr/>
-            </w:r>
-          </w:p>
-        </w:tc>
-        <w:tc>
-          <w:tcPr>
-            <w:tcW w:w="10682" w:type="dxa"/>
+            <w:tcW w:w="197" w:type="dxa"/>
+            <w:tcBorders/>
+          </w:tcPr>
+          <w:p>
+            <w:pPr>
+              <w:pStyle w:val="EMPTYCELLSTYLE"/>
+              <w:rPr/>
+            </w:pPr>
+            <w:r>
+              <w:rPr/>
+            </w:r>
+          </w:p>
+        </w:tc>
+        <w:tc>
+          <w:tcPr>
+            <w:tcW w:w="10683" w:type="dxa"/>
             <w:gridSpan w:val="46"/>
             <w:tcBorders/>
             <w:tcMar>
@@ -1058,22 +1058,22 @@
         </w:trPr>
         <w:tc>
           <w:tcPr>
-            <w:tcW w:w="198" w:type="dxa"/>
-            <w:tcBorders/>
-          </w:tcPr>
-          <w:p>
-            <w:pPr>
-              <w:pStyle w:val="EMPTYCELLSTYLE"/>
-              <w:rPr/>
-            </w:pPr>
-            <w:r>
-              <w:rPr/>
-            </w:r>
-          </w:p>
-        </w:tc>
-        <w:tc>
-          <w:tcPr>
-            <w:tcW w:w="602" w:type="dxa"/>
+            <w:tcW w:w="197" w:type="dxa"/>
+            <w:tcBorders/>
+          </w:tcPr>
+          <w:p>
+            <w:pPr>
+              <w:pStyle w:val="EMPTYCELLSTYLE"/>
+              <w:rPr/>
+            </w:pPr>
+            <w:r>
+              <w:rPr/>
+            </w:r>
+          </w:p>
+        </w:tc>
+        <w:tc>
+          <w:tcPr>
+            <w:tcW w:w="603" w:type="dxa"/>
             <w:gridSpan w:val="6"/>
             <w:tcBorders/>
           </w:tcPr>
@@ -1121,7 +1121,7 @@
         </w:tc>
         <w:tc>
           <w:tcPr>
-            <w:tcW w:w="538" w:type="dxa"/>
+            <w:tcW w:w="537" w:type="dxa"/>
             <w:gridSpan w:val="2"/>
             <w:tcBorders/>
           </w:tcPr>
@@ -1137,7 +1137,7 @@
         </w:tc>
         <w:tc>
           <w:tcPr>
-            <w:tcW w:w="1481" w:type="dxa"/>
+            <w:tcW w:w="1482" w:type="dxa"/>
             <w:gridSpan w:val="8"/>
             <w:tcBorders/>
           </w:tcPr>
@@ -1199,7 +1199,7 @@
         </w:tc>
         <w:tc>
           <w:tcPr>
-            <w:tcW w:w="2658" w:type="dxa"/>
+            <w:tcW w:w="2657" w:type="dxa"/>
             <w:gridSpan w:val="11"/>
             <w:tcBorders/>
           </w:tcPr>
@@ -1215,7 +1215,7 @@
         </w:tc>
         <w:tc>
           <w:tcPr>
-            <w:tcW w:w="802" w:type="dxa"/>
+            <w:tcW w:w="803" w:type="dxa"/>
             <w:gridSpan w:val="3"/>
             <w:tcBorders/>
           </w:tcPr>
@@ -1267,22 +1267,22 @@
         </w:trPr>
         <w:tc>
           <w:tcPr>
-            <w:tcW w:w="198" w:type="dxa"/>
-            <w:tcBorders/>
-          </w:tcPr>
-          <w:p>
-            <w:pPr>
-              <w:pStyle w:val="EMPTYCELLSTYLE"/>
-              <w:rPr/>
-            </w:pPr>
-            <w:r>
-              <w:rPr/>
-            </w:r>
-          </w:p>
-        </w:tc>
-        <w:tc>
-          <w:tcPr>
-            <w:tcW w:w="602" w:type="dxa"/>
+            <w:tcW w:w="197" w:type="dxa"/>
+            <w:tcBorders/>
+          </w:tcPr>
+          <w:p>
+            <w:pPr>
+              <w:pStyle w:val="EMPTYCELLSTYLE"/>
+              <w:rPr/>
+            </w:pPr>
+            <w:r>
+              <w:rPr/>
+            </w:r>
+          </w:p>
+        </w:tc>
+        <w:tc>
+          <w:tcPr>
+            <w:tcW w:w="603" w:type="dxa"/>
             <w:gridSpan w:val="6"/>
             <w:tcBorders/>
           </w:tcPr>
@@ -1344,22 +1344,22 @@
         </w:trPr>
         <w:tc>
           <w:tcPr>
-            <w:tcW w:w="198" w:type="dxa"/>
-            <w:tcBorders/>
-          </w:tcPr>
-          <w:p>
-            <w:pPr>
-              <w:pStyle w:val="EMPTYCELLSTYLE"/>
-              <w:rPr/>
-            </w:pPr>
-            <w:r>
-              <w:rPr/>
-            </w:r>
-          </w:p>
-        </w:tc>
-        <w:tc>
-          <w:tcPr>
-            <w:tcW w:w="602" w:type="dxa"/>
+            <w:tcW w:w="197" w:type="dxa"/>
+            <w:tcBorders/>
+          </w:tcPr>
+          <w:p>
+            <w:pPr>
+              <w:pStyle w:val="EMPTYCELLSTYLE"/>
+              <w:rPr/>
+            </w:pPr>
+            <w:r>
+              <w:rPr/>
+            </w:r>
+          </w:p>
+        </w:tc>
+        <w:tc>
+          <w:tcPr>
+            <w:tcW w:w="603" w:type="dxa"/>
             <w:gridSpan w:val="6"/>
             <w:tcBorders/>
           </w:tcPr>
@@ -1421,22 +1421,22 @@
         </w:trPr>
         <w:tc>
           <w:tcPr>
-            <w:tcW w:w="198" w:type="dxa"/>
-            <w:tcBorders/>
-          </w:tcPr>
-          <w:p>
-            <w:pPr>
-              <w:pStyle w:val="EMPTYCELLSTYLE"/>
-              <w:rPr/>
-            </w:pPr>
-            <w:r>
-              <w:rPr/>
-            </w:r>
-          </w:p>
-        </w:tc>
-        <w:tc>
-          <w:tcPr>
-            <w:tcW w:w="602" w:type="dxa"/>
+            <w:tcW w:w="197" w:type="dxa"/>
+            <w:tcBorders/>
+          </w:tcPr>
+          <w:p>
+            <w:pPr>
+              <w:pStyle w:val="EMPTYCELLSTYLE"/>
+              <w:rPr/>
+            </w:pPr>
+            <w:r>
+              <w:rPr/>
+            </w:r>
+          </w:p>
+        </w:tc>
+        <w:tc>
+          <w:tcPr>
+            <w:tcW w:w="603" w:type="dxa"/>
             <w:gridSpan w:val="6"/>
             <w:tcBorders/>
           </w:tcPr>
@@ -1498,22 +1498,22 @@
         </w:trPr>
         <w:tc>
           <w:tcPr>
-            <w:tcW w:w="198" w:type="dxa"/>
-            <w:tcBorders/>
-          </w:tcPr>
-          <w:p>
-            <w:pPr>
-              <w:pStyle w:val="EMPTYCELLSTYLE"/>
-              <w:rPr/>
-            </w:pPr>
-            <w:r>
-              <w:rPr/>
-            </w:r>
-          </w:p>
-        </w:tc>
-        <w:tc>
-          <w:tcPr>
-            <w:tcW w:w="602" w:type="dxa"/>
+            <w:tcW w:w="197" w:type="dxa"/>
+            <w:tcBorders/>
+          </w:tcPr>
+          <w:p>
+            <w:pPr>
+              <w:pStyle w:val="EMPTYCELLSTYLE"/>
+              <w:rPr/>
+            </w:pPr>
+            <w:r>
+              <w:rPr/>
+            </w:r>
+          </w:p>
+        </w:tc>
+        <w:tc>
+          <w:tcPr>
+            <w:tcW w:w="603" w:type="dxa"/>
             <w:gridSpan w:val="6"/>
             <w:tcBorders/>
           </w:tcPr>
@@ -1561,7 +1561,7 @@
         </w:tc>
         <w:tc>
           <w:tcPr>
-            <w:tcW w:w="538" w:type="dxa"/>
+            <w:tcW w:w="537" w:type="dxa"/>
             <w:gridSpan w:val="2"/>
             <w:tcBorders/>
           </w:tcPr>
@@ -1577,7 +1577,7 @@
         </w:tc>
         <w:tc>
           <w:tcPr>
-            <w:tcW w:w="1481" w:type="dxa"/>
+            <w:tcW w:w="1482" w:type="dxa"/>
             <w:gridSpan w:val="8"/>
             <w:tcBorders/>
           </w:tcPr>
@@ -1639,7 +1639,7 @@
         </w:tc>
         <w:tc>
           <w:tcPr>
-            <w:tcW w:w="2658" w:type="dxa"/>
+            <w:tcW w:w="2657" w:type="dxa"/>
             <w:gridSpan w:val="11"/>
             <w:tcBorders/>
           </w:tcPr>
@@ -1655,7 +1655,7 @@
         </w:tc>
         <w:tc>
           <w:tcPr>
-            <w:tcW w:w="802" w:type="dxa"/>
+            <w:tcW w:w="803" w:type="dxa"/>
             <w:gridSpan w:val="3"/>
             <w:tcBorders/>
           </w:tcPr>
@@ -1707,22 +1707,22 @@
         </w:trPr>
         <w:tc>
           <w:tcPr>
-            <w:tcW w:w="198" w:type="dxa"/>
-            <w:tcBorders/>
-          </w:tcPr>
-          <w:p>
-            <w:pPr>
-              <w:pStyle w:val="EMPTYCELLSTYLE"/>
-              <w:rPr/>
-            </w:pPr>
-            <w:r>
-              <w:rPr/>
-            </w:r>
-          </w:p>
-        </w:tc>
-        <w:tc>
-          <w:tcPr>
-            <w:tcW w:w="602" w:type="dxa"/>
+            <w:tcW w:w="197" w:type="dxa"/>
+            <w:tcBorders/>
+          </w:tcPr>
+          <w:p>
+            <w:pPr>
+              <w:pStyle w:val="EMPTYCELLSTYLE"/>
+              <w:rPr/>
+            </w:pPr>
+            <w:r>
+              <w:rPr/>
+            </w:r>
+          </w:p>
+        </w:tc>
+        <w:tc>
+          <w:tcPr>
+            <w:tcW w:w="603" w:type="dxa"/>
             <w:gridSpan w:val="6"/>
             <w:tcBorders/>
           </w:tcPr>
@@ -1784,22 +1784,22 @@
         </w:trPr>
         <w:tc>
           <w:tcPr>
-            <w:tcW w:w="198" w:type="dxa"/>
-            <w:tcBorders/>
-          </w:tcPr>
-          <w:p>
-            <w:pPr>
-              <w:pStyle w:val="EMPTYCELLSTYLE"/>
-              <w:rPr/>
-            </w:pPr>
-            <w:r>
-              <w:rPr/>
-            </w:r>
-          </w:p>
-        </w:tc>
-        <w:tc>
-          <w:tcPr>
-            <w:tcW w:w="602" w:type="dxa"/>
+            <w:tcW w:w="197" w:type="dxa"/>
+            <w:tcBorders/>
+          </w:tcPr>
+          <w:p>
+            <w:pPr>
+              <w:pStyle w:val="EMPTYCELLSTYLE"/>
+              <w:rPr/>
+            </w:pPr>
+            <w:r>
+              <w:rPr/>
+            </w:r>
+          </w:p>
+        </w:tc>
+        <w:tc>
+          <w:tcPr>
+            <w:tcW w:w="603" w:type="dxa"/>
             <w:gridSpan w:val="6"/>
             <w:tcBorders/>
           </w:tcPr>
@@ -1847,7 +1847,7 @@
         </w:tc>
         <w:tc>
           <w:tcPr>
-            <w:tcW w:w="538" w:type="dxa"/>
+            <w:tcW w:w="537" w:type="dxa"/>
             <w:gridSpan w:val="2"/>
             <w:tcBorders/>
           </w:tcPr>
@@ -1863,7 +1863,7 @@
         </w:tc>
         <w:tc>
           <w:tcPr>
-            <w:tcW w:w="1481" w:type="dxa"/>
+            <w:tcW w:w="1482" w:type="dxa"/>
             <w:gridSpan w:val="8"/>
             <w:tcBorders/>
           </w:tcPr>
@@ -1925,7 +1925,7 @@
         </w:tc>
         <w:tc>
           <w:tcPr>
-            <w:tcW w:w="2658" w:type="dxa"/>
+            <w:tcW w:w="2657" w:type="dxa"/>
             <w:gridSpan w:val="11"/>
             <w:tcBorders/>
           </w:tcPr>
@@ -1941,7 +1941,7 @@
         </w:tc>
         <w:tc>
           <w:tcPr>
-            <w:tcW w:w="802" w:type="dxa"/>
+            <w:tcW w:w="803" w:type="dxa"/>
             <w:gridSpan w:val="3"/>
             <w:tcBorders/>
           </w:tcPr>
@@ -1993,22 +1993,22 @@
         </w:trPr>
         <w:tc>
           <w:tcPr>
-            <w:tcW w:w="198" w:type="dxa"/>
-            <w:tcBorders/>
-          </w:tcPr>
-          <w:p>
-            <w:pPr>
-              <w:pStyle w:val="EMPTYCELLSTYLE"/>
-              <w:rPr/>
-            </w:pPr>
-            <w:r>
-              <w:rPr/>
-            </w:r>
-          </w:p>
-        </w:tc>
-        <w:tc>
-          <w:tcPr>
-            <w:tcW w:w="602" w:type="dxa"/>
+            <w:tcW w:w="197" w:type="dxa"/>
+            <w:tcBorders/>
+          </w:tcPr>
+          <w:p>
+            <w:pPr>
+              <w:pStyle w:val="EMPTYCELLSTYLE"/>
+              <w:rPr/>
+            </w:pPr>
+            <w:r>
+              <w:rPr/>
+            </w:r>
+          </w:p>
+        </w:tc>
+        <w:tc>
+          <w:tcPr>
+            <w:tcW w:w="603" w:type="dxa"/>
             <w:gridSpan w:val="6"/>
             <w:tcBorders/>
           </w:tcPr>
@@ -2070,22 +2070,22 @@
         </w:trPr>
         <w:tc>
           <w:tcPr>
-            <w:tcW w:w="198" w:type="dxa"/>
-            <w:tcBorders/>
-          </w:tcPr>
-          <w:p>
-            <w:pPr>
-              <w:pStyle w:val="EMPTYCELLSTYLE"/>
-              <w:rPr/>
-            </w:pPr>
-            <w:r>
-              <w:rPr/>
-            </w:r>
-          </w:p>
-        </w:tc>
-        <w:tc>
-          <w:tcPr>
-            <w:tcW w:w="602" w:type="dxa"/>
+            <w:tcW w:w="197" w:type="dxa"/>
+            <w:tcBorders/>
+          </w:tcPr>
+          <w:p>
+            <w:pPr>
+              <w:pStyle w:val="EMPTYCELLSTYLE"/>
+              <w:rPr/>
+            </w:pPr>
+            <w:r>
+              <w:rPr/>
+            </w:r>
+          </w:p>
+        </w:tc>
+        <w:tc>
+          <w:tcPr>
+            <w:tcW w:w="603" w:type="dxa"/>
             <w:gridSpan w:val="6"/>
             <w:tcBorders/>
           </w:tcPr>
@@ -2133,7 +2133,7 @@
         </w:tc>
         <w:tc>
           <w:tcPr>
-            <w:tcW w:w="538" w:type="dxa"/>
+            <w:tcW w:w="537" w:type="dxa"/>
             <w:gridSpan w:val="2"/>
             <w:tcBorders/>
           </w:tcPr>
@@ -2149,7 +2149,7 @@
         </w:tc>
         <w:tc>
           <w:tcPr>
-            <w:tcW w:w="1481" w:type="dxa"/>
+            <w:tcW w:w="1482" w:type="dxa"/>
             <w:gridSpan w:val="8"/>
             <w:tcBorders/>
           </w:tcPr>
@@ -2211,7 +2211,7 @@
         </w:tc>
         <w:tc>
           <w:tcPr>
-            <w:tcW w:w="2658" w:type="dxa"/>
+            <w:tcW w:w="2657" w:type="dxa"/>
             <w:gridSpan w:val="11"/>
             <w:tcBorders/>
           </w:tcPr>
@@ -2227,7 +2227,7 @@
         </w:tc>
         <w:tc>
           <w:tcPr>
-            <w:tcW w:w="802" w:type="dxa"/>
+            <w:tcW w:w="803" w:type="dxa"/>
             <w:gridSpan w:val="3"/>
             <w:tcBorders/>
           </w:tcPr>
@@ -2279,22 +2279,22 @@
         </w:trPr>
         <w:tc>
           <w:tcPr>
-            <w:tcW w:w="198" w:type="dxa"/>
-            <w:tcBorders/>
-          </w:tcPr>
-          <w:p>
-            <w:pPr>
-              <w:pStyle w:val="EMPTYCELLSTYLE"/>
-              <w:rPr/>
-            </w:pPr>
-            <w:r>
-              <w:rPr/>
-            </w:r>
-          </w:p>
-        </w:tc>
-        <w:tc>
-          <w:tcPr>
-            <w:tcW w:w="602" w:type="dxa"/>
+            <w:tcW w:w="197" w:type="dxa"/>
+            <w:tcBorders/>
+          </w:tcPr>
+          <w:p>
+            <w:pPr>
+              <w:pStyle w:val="EMPTYCELLSTYLE"/>
+              <w:rPr/>
+            </w:pPr>
+            <w:r>
+              <w:rPr/>
+            </w:r>
+          </w:p>
+        </w:tc>
+        <w:tc>
+          <w:tcPr>
+            <w:tcW w:w="603" w:type="dxa"/>
             <w:gridSpan w:val="6"/>
             <w:tcBorders/>
           </w:tcPr>
@@ -2356,22 +2356,22 @@
         </w:trPr>
         <w:tc>
           <w:tcPr>
-            <w:tcW w:w="198" w:type="dxa"/>
-            <w:tcBorders/>
-          </w:tcPr>
-          <w:p>
-            <w:pPr>
-              <w:pStyle w:val="EMPTYCELLSTYLE"/>
-              <w:rPr/>
-            </w:pPr>
-            <w:r>
-              <w:rPr/>
-            </w:r>
-          </w:p>
-        </w:tc>
-        <w:tc>
-          <w:tcPr>
-            <w:tcW w:w="602" w:type="dxa"/>
+            <w:tcW w:w="197" w:type="dxa"/>
+            <w:tcBorders/>
+          </w:tcPr>
+          <w:p>
+            <w:pPr>
+              <w:pStyle w:val="EMPTYCELLSTYLE"/>
+              <w:rPr/>
+            </w:pPr>
+            <w:r>
+              <w:rPr/>
+            </w:r>
+          </w:p>
+        </w:tc>
+        <w:tc>
+          <w:tcPr>
+            <w:tcW w:w="603" w:type="dxa"/>
             <w:gridSpan w:val="6"/>
             <w:tcBorders/>
           </w:tcPr>
@@ -2419,7 +2419,7 @@
         </w:tc>
         <w:tc>
           <w:tcPr>
-            <w:tcW w:w="538" w:type="dxa"/>
+            <w:tcW w:w="537" w:type="dxa"/>
             <w:gridSpan w:val="2"/>
             <w:tcBorders/>
           </w:tcPr>
@@ -2435,7 +2435,7 @@
         </w:tc>
         <w:tc>
           <w:tcPr>
-            <w:tcW w:w="1481" w:type="dxa"/>
+            <w:tcW w:w="1482" w:type="dxa"/>
             <w:gridSpan w:val="8"/>
             <w:tcBorders/>
           </w:tcPr>
@@ -2497,7 +2497,7 @@
         </w:tc>
         <w:tc>
           <w:tcPr>
-            <w:tcW w:w="2658" w:type="dxa"/>
+            <w:tcW w:w="2657" w:type="dxa"/>
             <w:gridSpan w:val="11"/>
             <w:tcBorders/>
           </w:tcPr>
@@ -2513,7 +2513,7 @@
         </w:tc>
         <w:tc>
           <w:tcPr>
-            <w:tcW w:w="802" w:type="dxa"/>
+            <w:tcW w:w="803" w:type="dxa"/>
             <w:gridSpan w:val="3"/>
             <w:tcBorders/>
           </w:tcPr>
@@ -2565,22 +2565,22 @@
         </w:trPr>
         <w:tc>
           <w:tcPr>
-            <w:tcW w:w="198" w:type="dxa"/>
-            <w:tcBorders/>
-          </w:tcPr>
-          <w:p>
-            <w:pPr>
-              <w:pStyle w:val="EMPTYCELLSTYLE"/>
-              <w:rPr/>
-            </w:pPr>
-            <w:r>
-              <w:rPr/>
-            </w:r>
-          </w:p>
-        </w:tc>
-        <w:tc>
-          <w:tcPr>
-            <w:tcW w:w="602" w:type="dxa"/>
+            <w:tcW w:w="197" w:type="dxa"/>
+            <w:tcBorders/>
+          </w:tcPr>
+          <w:p>
+            <w:pPr>
+              <w:pStyle w:val="EMPTYCELLSTYLE"/>
+              <w:rPr/>
+            </w:pPr>
+            <w:r>
+              <w:rPr/>
+            </w:r>
+          </w:p>
+        </w:tc>
+        <w:tc>
+          <w:tcPr>
+            <w:tcW w:w="603" w:type="dxa"/>
             <w:gridSpan w:val="6"/>
             <w:tcBorders/>
           </w:tcPr>
@@ -2667,7 +2667,7 @@
         </w:tc>
         <w:tc>
           <w:tcPr>
-            <w:tcW w:w="2658" w:type="dxa"/>
+            <w:tcW w:w="2657" w:type="dxa"/>
             <w:gridSpan w:val="11"/>
             <w:tcBorders/>
           </w:tcPr>
@@ -2683,7 +2683,7 @@
         </w:tc>
         <w:tc>
           <w:tcPr>
-            <w:tcW w:w="802" w:type="dxa"/>
+            <w:tcW w:w="803" w:type="dxa"/>
             <w:gridSpan w:val="3"/>
             <w:tcBorders/>
           </w:tcPr>
@@ -2735,22 +2735,22 @@
         </w:trPr>
         <w:tc>
           <w:tcPr>
-            <w:tcW w:w="198" w:type="dxa"/>
-            <w:tcBorders/>
-          </w:tcPr>
-          <w:p>
-            <w:pPr>
-              <w:pStyle w:val="EMPTYCELLSTYLE"/>
-              <w:rPr/>
-            </w:pPr>
-            <w:r>
-              <w:rPr/>
-            </w:r>
-          </w:p>
-        </w:tc>
-        <w:tc>
-          <w:tcPr>
-            <w:tcW w:w="602" w:type="dxa"/>
+            <w:tcW w:w="197" w:type="dxa"/>
+            <w:tcBorders/>
+          </w:tcPr>
+          <w:p>
+            <w:pPr>
+              <w:pStyle w:val="EMPTYCELLSTYLE"/>
+              <w:rPr/>
+            </w:pPr>
+            <w:r>
+              <w:rPr/>
+            </w:r>
+          </w:p>
+        </w:tc>
+        <w:tc>
+          <w:tcPr>
+            <w:tcW w:w="603" w:type="dxa"/>
             <w:gridSpan w:val="6"/>
             <w:tcBorders/>
           </w:tcPr>
@@ -2812,22 +2812,22 @@
         </w:trPr>
         <w:tc>
           <w:tcPr>
-            <w:tcW w:w="198" w:type="dxa"/>
-            <w:tcBorders/>
-          </w:tcPr>
-          <w:p>
-            <w:pPr>
-              <w:pStyle w:val="EMPTYCELLSTYLE"/>
-              <w:rPr/>
-            </w:pPr>
-            <w:r>
-              <w:rPr/>
-            </w:r>
-          </w:p>
-        </w:tc>
-        <w:tc>
-          <w:tcPr>
-            <w:tcW w:w="602" w:type="dxa"/>
+            <w:tcW w:w="197" w:type="dxa"/>
+            <w:tcBorders/>
+          </w:tcPr>
+          <w:p>
+            <w:pPr>
+              <w:pStyle w:val="EMPTYCELLSTYLE"/>
+              <w:rPr/>
+            </w:pPr>
+            <w:r>
+              <w:rPr/>
+            </w:r>
+          </w:p>
+        </w:tc>
+        <w:tc>
+          <w:tcPr>
+            <w:tcW w:w="603" w:type="dxa"/>
             <w:gridSpan w:val="6"/>
             <w:tcBorders/>
           </w:tcPr>
@@ -2875,7 +2875,7 @@
         </w:tc>
         <w:tc>
           <w:tcPr>
-            <w:tcW w:w="538" w:type="dxa"/>
+            <w:tcW w:w="537" w:type="dxa"/>
             <w:gridSpan w:val="2"/>
             <w:tcBorders/>
           </w:tcPr>
@@ -2891,7 +2891,7 @@
         </w:tc>
         <w:tc>
           <w:tcPr>
-            <w:tcW w:w="1481" w:type="dxa"/>
+            <w:tcW w:w="1482" w:type="dxa"/>
             <w:gridSpan w:val="8"/>
             <w:tcBorders/>
           </w:tcPr>
@@ -2953,7 +2953,7 @@
         </w:tc>
         <w:tc>
           <w:tcPr>
-            <w:tcW w:w="2658" w:type="dxa"/>
+            <w:tcW w:w="2657" w:type="dxa"/>
             <w:gridSpan w:val="11"/>
             <w:tcBorders/>
           </w:tcPr>
@@ -2969,7 +2969,7 @@
         </w:tc>
         <w:tc>
           <w:tcPr>
-            <w:tcW w:w="802" w:type="dxa"/>
+            <w:tcW w:w="803" w:type="dxa"/>
             <w:gridSpan w:val="3"/>
             <w:tcBorders/>
           </w:tcPr>
@@ -3021,22 +3021,22 @@
         </w:trPr>
         <w:tc>
           <w:tcPr>
-            <w:tcW w:w="198" w:type="dxa"/>
-            <w:tcBorders/>
-          </w:tcPr>
-          <w:p>
-            <w:pPr>
-              <w:pStyle w:val="EMPTYCELLSTYLE"/>
-              <w:rPr/>
-            </w:pPr>
-            <w:r>
-              <w:rPr/>
-            </w:r>
-          </w:p>
-        </w:tc>
-        <w:tc>
-          <w:tcPr>
-            <w:tcW w:w="602" w:type="dxa"/>
+            <w:tcW w:w="197" w:type="dxa"/>
+            <w:tcBorders/>
+          </w:tcPr>
+          <w:p>
+            <w:pPr>
+              <w:pStyle w:val="EMPTYCELLSTYLE"/>
+              <w:rPr/>
+            </w:pPr>
+            <w:r>
+              <w:rPr/>
+            </w:r>
+          </w:p>
+        </w:tc>
+        <w:tc>
+          <w:tcPr>
+            <w:tcW w:w="603" w:type="dxa"/>
             <w:gridSpan w:val="6"/>
             <w:tcBorders/>
           </w:tcPr>
@@ -3071,22 +3071,7 @@
                 <w:color w:val="000000"/>
                 <w:sz w:val="28"/>
               </w:rPr>
-              <w:t xml:space="preserve">______________ / </w:t>
-            </w:r>
-            <w:r>
-              <w:rPr>
-                <w:rFonts w:eastAsia="Times New Roman" w:cs="Times New Roman"/>
-                <w:color w:val="000000"/>
-                <w:sz w:val="28"/>
-              </w:rPr>
-              <w:t>Романов Н. М.</w:t>
-            </w:r>
-            <w:r>
-              <w:rPr>
-                <w:rFonts w:eastAsia="Times New Roman" w:cs="Times New Roman"/>
-                <w:color w:val="000000"/>
-                <w:sz w:val="28"/>
-              </w:rPr>
+              <w:t>______________ / Романов Н. М.</w:t>
               <w:br/>
               <w:t xml:space="preserve">      (подпись)                (Ф.И.О.)</w:t>
             </w:r>
@@ -3140,7 +3125,7 @@
         </w:tc>
         <w:tc>
           <w:tcPr>
-            <w:tcW w:w="2658" w:type="dxa"/>
+            <w:tcW w:w="2657" w:type="dxa"/>
             <w:gridSpan w:val="11"/>
             <w:tcBorders/>
           </w:tcPr>
@@ -3156,7 +3141,7 @@
         </w:tc>
         <w:tc>
           <w:tcPr>
-            <w:tcW w:w="802" w:type="dxa"/>
+            <w:tcW w:w="803" w:type="dxa"/>
             <w:gridSpan w:val="3"/>
             <w:tcBorders/>
           </w:tcPr>
@@ -3208,22 +3193,22 @@
         </w:trPr>
         <w:tc>
           <w:tcPr>
-            <w:tcW w:w="198" w:type="dxa"/>
-            <w:tcBorders/>
-          </w:tcPr>
-          <w:p>
-            <w:pPr>
-              <w:pStyle w:val="EMPTYCELLSTYLE"/>
-              <w:rPr/>
-            </w:pPr>
-            <w:r>
-              <w:rPr/>
-            </w:r>
-          </w:p>
-        </w:tc>
-        <w:tc>
-          <w:tcPr>
-            <w:tcW w:w="602" w:type="dxa"/>
+            <w:tcW w:w="197" w:type="dxa"/>
+            <w:tcBorders/>
+          </w:tcPr>
+          <w:p>
+            <w:pPr>
+              <w:pStyle w:val="EMPTYCELLSTYLE"/>
+              <w:rPr/>
+            </w:pPr>
+            <w:r>
+              <w:rPr/>
+            </w:r>
+          </w:p>
+        </w:tc>
+        <w:tc>
+          <w:tcPr>
+            <w:tcW w:w="603" w:type="dxa"/>
             <w:gridSpan w:val="6"/>
             <w:tcBorders/>
           </w:tcPr>
@@ -3271,7 +3256,7 @@
         </w:tc>
         <w:tc>
           <w:tcPr>
-            <w:tcW w:w="538" w:type="dxa"/>
+            <w:tcW w:w="537" w:type="dxa"/>
             <w:gridSpan w:val="2"/>
             <w:tcBorders/>
           </w:tcPr>
@@ -3287,7 +3272,7 @@
         </w:tc>
         <w:tc>
           <w:tcPr>
-            <w:tcW w:w="1481" w:type="dxa"/>
+            <w:tcW w:w="1482" w:type="dxa"/>
             <w:gridSpan w:val="8"/>
             <w:tcBorders/>
           </w:tcPr>
@@ -3349,7 +3334,7 @@
         </w:tc>
         <w:tc>
           <w:tcPr>
-            <w:tcW w:w="2658" w:type="dxa"/>
+            <w:tcW w:w="2657" w:type="dxa"/>
             <w:gridSpan w:val="11"/>
             <w:tcBorders/>
           </w:tcPr>
@@ -3365,7 +3350,7 @@
         </w:tc>
         <w:tc>
           <w:tcPr>
-            <w:tcW w:w="802" w:type="dxa"/>
+            <w:tcW w:w="803" w:type="dxa"/>
             <w:gridSpan w:val="3"/>
             <w:tcBorders/>
           </w:tcPr>
@@ -3417,22 +3402,22 @@
         </w:trPr>
         <w:tc>
           <w:tcPr>
-            <w:tcW w:w="198" w:type="dxa"/>
-            <w:tcBorders/>
-          </w:tcPr>
-          <w:p>
-            <w:pPr>
-              <w:pStyle w:val="EMPTYCELLSTYLE"/>
-              <w:rPr/>
-            </w:pPr>
-            <w:r>
-              <w:rPr/>
-            </w:r>
-          </w:p>
-        </w:tc>
-        <w:tc>
-          <w:tcPr>
-            <w:tcW w:w="602" w:type="dxa"/>
+            <w:tcW w:w="197" w:type="dxa"/>
+            <w:tcBorders/>
+          </w:tcPr>
+          <w:p>
+            <w:pPr>
+              <w:pStyle w:val="EMPTYCELLSTYLE"/>
+              <w:rPr/>
+            </w:pPr>
+            <w:r>
+              <w:rPr/>
+            </w:r>
+          </w:p>
+        </w:tc>
+        <w:tc>
+          <w:tcPr>
+            <w:tcW w:w="603" w:type="dxa"/>
             <w:gridSpan w:val="6"/>
             <w:tcBorders/>
           </w:tcPr>
@@ -3519,7 +3504,7 @@
         </w:tc>
         <w:tc>
           <w:tcPr>
-            <w:tcW w:w="2658" w:type="dxa"/>
+            <w:tcW w:w="2657" w:type="dxa"/>
             <w:gridSpan w:val="11"/>
             <w:tcBorders/>
           </w:tcPr>
@@ -3535,7 +3520,7 @@
         </w:tc>
         <w:tc>
           <w:tcPr>
-            <w:tcW w:w="802" w:type="dxa"/>
+            <w:tcW w:w="803" w:type="dxa"/>
             <w:gridSpan w:val="3"/>
             <w:tcBorders/>
           </w:tcPr>
@@ -3587,22 +3572,22 @@
         </w:trPr>
         <w:tc>
           <w:tcPr>
-            <w:tcW w:w="198" w:type="dxa"/>
-            <w:tcBorders/>
-          </w:tcPr>
-          <w:p>
-            <w:pPr>
-              <w:pStyle w:val="EMPTYCELLSTYLE"/>
-              <w:rPr/>
-            </w:pPr>
-            <w:r>
-              <w:rPr/>
-            </w:r>
-          </w:p>
-        </w:tc>
-        <w:tc>
-          <w:tcPr>
-            <w:tcW w:w="602" w:type="dxa"/>
+            <w:tcW w:w="197" w:type="dxa"/>
+            <w:tcBorders/>
+          </w:tcPr>
+          <w:p>
+            <w:pPr>
+              <w:pStyle w:val="EMPTYCELLSTYLE"/>
+              <w:rPr/>
+            </w:pPr>
+            <w:r>
+              <w:rPr/>
+            </w:r>
+          </w:p>
+        </w:tc>
+        <w:tc>
+          <w:tcPr>
+            <w:tcW w:w="603" w:type="dxa"/>
             <w:gridSpan w:val="6"/>
             <w:tcBorders/>
           </w:tcPr>
@@ -3664,22 +3649,22 @@
         </w:trPr>
         <w:tc>
           <w:tcPr>
-            <w:tcW w:w="198" w:type="dxa"/>
-            <w:tcBorders/>
-          </w:tcPr>
-          <w:p>
-            <w:pPr>
-              <w:pStyle w:val="EMPTYCELLSTYLE"/>
-              <w:rPr/>
-            </w:pPr>
-            <w:r>
-              <w:rPr/>
-            </w:r>
-          </w:p>
-        </w:tc>
-        <w:tc>
-          <w:tcPr>
-            <w:tcW w:w="602" w:type="dxa"/>
+            <w:tcW w:w="197" w:type="dxa"/>
+            <w:tcBorders/>
+          </w:tcPr>
+          <w:p>
+            <w:pPr>
+              <w:pStyle w:val="EMPTYCELLSTYLE"/>
+              <w:rPr/>
+            </w:pPr>
+            <w:r>
+              <w:rPr/>
+            </w:r>
+          </w:p>
+        </w:tc>
+        <w:tc>
+          <w:tcPr>
+            <w:tcW w:w="603" w:type="dxa"/>
             <w:gridSpan w:val="6"/>
             <w:tcBorders/>
           </w:tcPr>
@@ -3768,7 +3753,7 @@
         </w:tc>
         <w:tc>
           <w:tcPr>
-            <w:tcW w:w="2658" w:type="dxa"/>
+            <w:tcW w:w="2657" w:type="dxa"/>
             <w:gridSpan w:val="11"/>
             <w:tcBorders/>
           </w:tcPr>
@@ -3784,7 +3769,7 @@
         </w:tc>
         <w:tc>
           <w:tcPr>
-            <w:tcW w:w="802" w:type="dxa"/>
+            <w:tcW w:w="803" w:type="dxa"/>
             <w:gridSpan w:val="3"/>
             <w:tcBorders/>
           </w:tcPr>
@@ -3836,22 +3821,22 @@
         </w:trPr>
         <w:tc>
           <w:tcPr>
-            <w:tcW w:w="198" w:type="dxa"/>
-            <w:tcBorders/>
-          </w:tcPr>
-          <w:p>
-            <w:pPr>
-              <w:pStyle w:val="EMPTYCELLSTYLE"/>
-              <w:rPr/>
-            </w:pPr>
-            <w:r>
-              <w:rPr/>
-            </w:r>
-          </w:p>
-        </w:tc>
-        <w:tc>
-          <w:tcPr>
-            <w:tcW w:w="602" w:type="dxa"/>
+            <w:tcW w:w="197" w:type="dxa"/>
+            <w:tcBorders/>
+          </w:tcPr>
+          <w:p>
+            <w:pPr>
+              <w:pStyle w:val="EMPTYCELLSTYLE"/>
+              <w:rPr/>
+            </w:pPr>
+            <w:r>
+              <w:rPr/>
+            </w:r>
+          </w:p>
+        </w:tc>
+        <w:tc>
+          <w:tcPr>
+            <w:tcW w:w="603" w:type="dxa"/>
             <w:gridSpan w:val="6"/>
             <w:tcBorders/>
           </w:tcPr>
@@ -3899,7 +3884,7 @@
         </w:tc>
         <w:tc>
           <w:tcPr>
-            <w:tcW w:w="538" w:type="dxa"/>
+            <w:tcW w:w="537" w:type="dxa"/>
             <w:gridSpan w:val="2"/>
             <w:tcBorders/>
           </w:tcPr>
@@ -3915,7 +3900,7 @@
         </w:tc>
         <w:tc>
           <w:tcPr>
-            <w:tcW w:w="1481" w:type="dxa"/>
+            <w:tcW w:w="1482" w:type="dxa"/>
             <w:gridSpan w:val="8"/>
             <w:tcBorders/>
           </w:tcPr>
@@ -3977,7 +3962,7 @@
         </w:tc>
         <w:tc>
           <w:tcPr>
-            <w:tcW w:w="2658" w:type="dxa"/>
+            <w:tcW w:w="2657" w:type="dxa"/>
             <w:gridSpan w:val="11"/>
             <w:tcBorders/>
           </w:tcPr>
@@ -3993,7 +3978,7 @@
         </w:tc>
         <w:tc>
           <w:tcPr>
-            <w:tcW w:w="802" w:type="dxa"/>
+            <w:tcW w:w="803" w:type="dxa"/>
             <w:gridSpan w:val="3"/>
             <w:tcBorders/>
           </w:tcPr>
@@ -4045,22 +4030,22 @@
         </w:trPr>
         <w:tc>
           <w:tcPr>
-            <w:tcW w:w="198" w:type="dxa"/>
-            <w:tcBorders/>
-          </w:tcPr>
-          <w:p>
-            <w:pPr>
-              <w:pStyle w:val="EMPTYCELLSTYLE"/>
-              <w:rPr/>
-            </w:pPr>
-            <w:r>
-              <w:rPr/>
-            </w:r>
-          </w:p>
-        </w:tc>
-        <w:tc>
-          <w:tcPr>
-            <w:tcW w:w="602" w:type="dxa"/>
+            <w:tcW w:w="197" w:type="dxa"/>
+            <w:tcBorders/>
+          </w:tcPr>
+          <w:p>
+            <w:pPr>
+              <w:pStyle w:val="EMPTYCELLSTYLE"/>
+              <w:rPr/>
+            </w:pPr>
+            <w:r>
+              <w:rPr/>
+            </w:r>
+          </w:p>
+        </w:tc>
+        <w:tc>
+          <w:tcPr>
+            <w:tcW w:w="603" w:type="dxa"/>
             <w:gridSpan w:val="6"/>
             <w:tcBorders/>
           </w:tcPr>
@@ -4108,7 +4093,7 @@
         </w:tc>
         <w:tc>
           <w:tcPr>
-            <w:tcW w:w="538" w:type="dxa"/>
+            <w:tcW w:w="537" w:type="dxa"/>
             <w:gridSpan w:val="2"/>
             <w:tcBorders/>
           </w:tcPr>
@@ -4124,7 +4109,7 @@
         </w:tc>
         <w:tc>
           <w:tcPr>
-            <w:tcW w:w="2042" w:type="dxa"/>
+            <w:tcW w:w="2043" w:type="dxa"/>
             <w:gridSpan w:val="9"/>
             <w:tcBorders/>
             <w:tcMar>
@@ -4180,7 +4165,7 @@
         </w:tc>
         <w:tc>
           <w:tcPr>
-            <w:tcW w:w="2658" w:type="dxa"/>
+            <w:tcW w:w="2657" w:type="dxa"/>
             <w:gridSpan w:val="11"/>
             <w:tcBorders/>
           </w:tcPr>
@@ -4196,7 +4181,7 @@
         </w:tc>
         <w:tc>
           <w:tcPr>
-            <w:tcW w:w="802" w:type="dxa"/>
+            <w:tcW w:w="803" w:type="dxa"/>
             <w:gridSpan w:val="3"/>
             <w:tcBorders/>
           </w:tcPr>
@@ -4266,7 +4251,7 @@
         </w:tc>
         <w:tc>
           <w:tcPr>
-            <w:tcW w:w="678" w:type="dxa"/>
+            <w:tcW w:w="677" w:type="dxa"/>
             <w:gridSpan w:val="2"/>
             <w:tcBorders/>
           </w:tcPr>
@@ -4282,7 +4267,7 @@
         </w:tc>
         <w:tc>
           <w:tcPr>
-            <w:tcW w:w="1842" w:type="dxa"/>
+            <w:tcW w:w="1843" w:type="dxa"/>
             <w:gridSpan w:val="4"/>
             <w:tcBorders/>
           </w:tcPr>
@@ -4314,7 +4299,7 @@
         </w:tc>
         <w:tc>
           <w:tcPr>
-            <w:tcW w:w="1920" w:type="dxa"/>
+            <w:tcW w:w="1919" w:type="dxa"/>
             <w:gridSpan w:val="9"/>
             <w:tcBorders/>
           </w:tcPr>
@@ -4330,7 +4315,7 @@
         </w:tc>
         <w:tc>
           <w:tcPr>
-            <w:tcW w:w="2962" w:type="dxa"/>
+            <w:tcW w:w="2963" w:type="dxa"/>
             <w:gridSpan w:val="11"/>
             <w:tcBorders/>
           </w:tcPr>
@@ -4383,7 +4368,7 @@
         </w:tc>
         <w:tc>
           <w:tcPr>
-            <w:tcW w:w="678" w:type="dxa"/>
+            <w:tcW w:w="677" w:type="dxa"/>
             <w:gridSpan w:val="2"/>
             <w:tcBorders/>
           </w:tcPr>
@@ -4399,7 +4384,7 @@
         </w:tc>
         <w:tc>
           <w:tcPr>
-            <w:tcW w:w="1842" w:type="dxa"/>
+            <w:tcW w:w="1843" w:type="dxa"/>
             <w:gridSpan w:val="4"/>
             <w:tcBorders/>
           </w:tcPr>
@@ -4415,7 +4400,7 @@
         </w:tc>
         <w:tc>
           <w:tcPr>
-            <w:tcW w:w="4598" w:type="dxa"/>
+            <w:tcW w:w="4597" w:type="dxa"/>
             <w:gridSpan w:val="23"/>
             <w:tcBorders/>
             <w:tcMar>
@@ -4442,7 +4427,7 @@
         </w:tc>
         <w:tc>
           <w:tcPr>
-            <w:tcW w:w="2962" w:type="dxa"/>
+            <w:tcW w:w="2963" w:type="dxa"/>
             <w:gridSpan w:val="11"/>
             <w:tcBorders/>
           </w:tcPr>
@@ -4495,7 +4480,7 @@
         </w:tc>
         <w:tc>
           <w:tcPr>
-            <w:tcW w:w="678" w:type="dxa"/>
+            <w:tcW w:w="677" w:type="dxa"/>
             <w:gridSpan w:val="2"/>
             <w:tcBorders/>
           </w:tcPr>
@@ -4511,7 +4496,7 @@
         </w:tc>
         <w:tc>
           <w:tcPr>
-            <w:tcW w:w="1842" w:type="dxa"/>
+            <w:tcW w:w="1843" w:type="dxa"/>
             <w:gridSpan w:val="4"/>
             <w:tcBorders/>
           </w:tcPr>
@@ -4543,7 +4528,7 @@
         </w:tc>
         <w:tc>
           <w:tcPr>
-            <w:tcW w:w="1920" w:type="dxa"/>
+            <w:tcW w:w="1919" w:type="dxa"/>
             <w:gridSpan w:val="9"/>
             <w:tcBorders/>
           </w:tcPr>
@@ -4559,7 +4544,7 @@
         </w:tc>
         <w:tc>
           <w:tcPr>
-            <w:tcW w:w="2962" w:type="dxa"/>
+            <w:tcW w:w="2963" w:type="dxa"/>
             <w:gridSpan w:val="11"/>
             <w:tcBorders/>
           </w:tcPr>
@@ -4674,7 +4659,7 @@
         </w:tc>
         <w:tc>
           <w:tcPr>
-            <w:tcW w:w="678" w:type="dxa"/>
+            <w:tcW w:w="677" w:type="dxa"/>
             <w:gridSpan w:val="2"/>
             <w:tcBorders/>
           </w:tcPr>
@@ -4690,7 +4675,7 @@
         </w:tc>
         <w:tc>
           <w:tcPr>
-            <w:tcW w:w="1842" w:type="dxa"/>
+            <w:tcW w:w="1843" w:type="dxa"/>
             <w:gridSpan w:val="4"/>
             <w:tcBorders/>
           </w:tcPr>
@@ -4722,7 +4707,7 @@
         </w:tc>
         <w:tc>
           <w:tcPr>
-            <w:tcW w:w="1920" w:type="dxa"/>
+            <w:tcW w:w="1919" w:type="dxa"/>
             <w:gridSpan w:val="9"/>
             <w:tcBorders/>
           </w:tcPr>
@@ -4738,7 +4723,7 @@
         </w:tc>
         <w:tc>
           <w:tcPr>
-            <w:tcW w:w="2962" w:type="dxa"/>
+            <w:tcW w:w="2963" w:type="dxa"/>
             <w:gridSpan w:val="11"/>
             <w:tcBorders/>
           </w:tcPr>
@@ -4853,7 +4838,7 @@
         </w:tc>
         <w:tc>
           <w:tcPr>
-            <w:tcW w:w="678" w:type="dxa"/>
+            <w:tcW w:w="677" w:type="dxa"/>
             <w:gridSpan w:val="2"/>
             <w:tcBorders/>
           </w:tcPr>
@@ -4869,7 +4854,7 @@
         </w:tc>
         <w:tc>
           <w:tcPr>
-            <w:tcW w:w="1842" w:type="dxa"/>
+            <w:tcW w:w="1843" w:type="dxa"/>
             <w:gridSpan w:val="4"/>
             <w:tcBorders/>
           </w:tcPr>
@@ -4901,7 +4886,7 @@
         </w:tc>
         <w:tc>
           <w:tcPr>
-            <w:tcW w:w="1920" w:type="dxa"/>
+            <w:tcW w:w="1919" w:type="dxa"/>
             <w:gridSpan w:val="9"/>
             <w:tcBorders/>
           </w:tcPr>
@@ -4917,7 +4902,7 @@
         </w:tc>
         <w:tc>
           <w:tcPr>
-            <w:tcW w:w="2962" w:type="dxa"/>
+            <w:tcW w:w="2963" w:type="dxa"/>
             <w:gridSpan w:val="11"/>
             <w:tcBorders/>
           </w:tcPr>
@@ -4989,22 +4974,7 @@
                 <w:color w:val="000000"/>
                 <w:sz w:val="28"/>
               </w:rPr>
-              <w:t xml:space="preserve">______________ / </w:t>
-            </w:r>
-            <w:r>
-              <w:rPr>
-                <w:rFonts w:eastAsia="Times New Roman" w:cs="Times New Roman"/>
-                <w:color w:val="000000"/>
-                <w:sz w:val="28"/>
-              </w:rPr>
-              <w:t>Романов Н. М.</w:t>
-            </w:r>
-            <w:r>
-              <w:rPr>
-                <w:rFonts w:eastAsia="Times New Roman" w:cs="Times New Roman"/>
-                <w:color w:val="000000"/>
-                <w:sz w:val="28"/>
-              </w:rPr>
+              <w:t>______________ / Романов Н. М.</w:t>
               <w:br/>
               <w:t xml:space="preserve">      (подпись)                (Ф.И.О.)</w:t>
             </w:r>
@@ -5012,7 +4982,7 @@
         </w:tc>
         <w:tc>
           <w:tcPr>
-            <w:tcW w:w="1920" w:type="dxa"/>
+            <w:tcW w:w="1919" w:type="dxa"/>
             <w:gridSpan w:val="9"/>
             <w:tcBorders/>
           </w:tcPr>
@@ -5028,7 +4998,7 @@
         </w:tc>
         <w:tc>
           <w:tcPr>
-            <w:tcW w:w="2962" w:type="dxa"/>
+            <w:tcW w:w="2963" w:type="dxa"/>
             <w:gridSpan w:val="11"/>
             <w:tcBorders/>
           </w:tcPr>
@@ -5081,7 +5051,7 @@
         </w:tc>
         <w:tc>
           <w:tcPr>
-            <w:tcW w:w="678" w:type="dxa"/>
+            <w:tcW w:w="677" w:type="dxa"/>
             <w:gridSpan w:val="2"/>
             <w:tcBorders/>
           </w:tcPr>
@@ -5097,7 +5067,7 @@
         </w:tc>
         <w:tc>
           <w:tcPr>
-            <w:tcW w:w="1842" w:type="dxa"/>
+            <w:tcW w:w="1843" w:type="dxa"/>
             <w:gridSpan w:val="4"/>
             <w:tcBorders/>
           </w:tcPr>
@@ -5129,7 +5099,7 @@
         </w:tc>
         <w:tc>
           <w:tcPr>
-            <w:tcW w:w="1920" w:type="dxa"/>
+            <w:tcW w:w="1919" w:type="dxa"/>
             <w:gridSpan w:val="9"/>
             <w:tcBorders/>
           </w:tcPr>
@@ -5145,7 +5115,7 @@
         </w:tc>
         <w:tc>
           <w:tcPr>
-            <w:tcW w:w="2962" w:type="dxa"/>
+            <w:tcW w:w="2963" w:type="dxa"/>
             <w:gridSpan w:val="11"/>
             <w:tcBorders/>
           </w:tcPr>
@@ -5198,7 +5168,7 @@
         </w:tc>
         <w:tc>
           <w:tcPr>
-            <w:tcW w:w="678" w:type="dxa"/>
+            <w:tcW w:w="677" w:type="dxa"/>
             <w:gridSpan w:val="2"/>
             <w:tcBorders/>
             <w:tcMar>
@@ -5223,7 +5193,7 @@
         </w:tc>
         <w:tc>
           <w:tcPr>
-            <w:tcW w:w="1842" w:type="dxa"/>
+            <w:tcW w:w="1843" w:type="dxa"/>
             <w:gridSpan w:val="4"/>
             <w:tcBorders/>
           </w:tcPr>
@@ -5255,7 +5225,7 @@
         </w:tc>
         <w:tc>
           <w:tcPr>
-            <w:tcW w:w="1920" w:type="dxa"/>
+            <w:tcW w:w="1919" w:type="dxa"/>
             <w:gridSpan w:val="9"/>
             <w:tcBorders/>
           </w:tcPr>
@@ -5271,7 +5241,7 @@
         </w:tc>
         <w:tc>
           <w:tcPr>
-            <w:tcW w:w="2962" w:type="dxa"/>
+            <w:tcW w:w="2963" w:type="dxa"/>
             <w:gridSpan w:val="11"/>
             <w:tcBorders/>
           </w:tcPr>
@@ -5324,7 +5294,7 @@
         </w:tc>
         <w:tc>
           <w:tcPr>
-            <w:tcW w:w="678" w:type="dxa"/>
+            <w:tcW w:w="677" w:type="dxa"/>
             <w:gridSpan w:val="2"/>
             <w:tcBorders/>
           </w:tcPr>
@@ -5340,7 +5310,7 @@
         </w:tc>
         <w:tc>
           <w:tcPr>
-            <w:tcW w:w="1842" w:type="dxa"/>
+            <w:tcW w:w="1843" w:type="dxa"/>
             <w:gridSpan w:val="4"/>
             <w:tcBorders/>
           </w:tcPr>
@@ -5372,7 +5342,7 @@
         </w:tc>
         <w:tc>
           <w:tcPr>
-            <w:tcW w:w="1920" w:type="dxa"/>
+            <w:tcW w:w="1919" w:type="dxa"/>
             <w:gridSpan w:val="9"/>
             <w:tcBorders/>
           </w:tcPr>
@@ -5388,7 +5358,7 @@
         </w:tc>
         <w:tc>
           <w:tcPr>
-            <w:tcW w:w="2962" w:type="dxa"/>
+            <w:tcW w:w="2963" w:type="dxa"/>
             <w:gridSpan w:val="11"/>
             <w:tcBorders/>
           </w:tcPr>
@@ -5503,7 +5473,7 @@
         </w:tc>
         <w:tc>
           <w:tcPr>
-            <w:tcW w:w="678" w:type="dxa"/>
+            <w:tcW w:w="677" w:type="dxa"/>
             <w:gridSpan w:val="2"/>
             <w:tcBorders/>
           </w:tcPr>
@@ -5519,7 +5489,7 @@
         </w:tc>
         <w:tc>
           <w:tcPr>
-            <w:tcW w:w="1842" w:type="dxa"/>
+            <w:tcW w:w="1843" w:type="dxa"/>
             <w:gridSpan w:val="4"/>
             <w:tcBorders/>
           </w:tcPr>
@@ -5551,7 +5521,7 @@
         </w:tc>
         <w:tc>
           <w:tcPr>
-            <w:tcW w:w="1920" w:type="dxa"/>
+            <w:tcW w:w="1919" w:type="dxa"/>
             <w:gridSpan w:val="9"/>
             <w:tcBorders/>
           </w:tcPr>
@@ -5567,7 +5537,7 @@
         </w:tc>
         <w:tc>
           <w:tcPr>
-            <w:tcW w:w="2962" w:type="dxa"/>
+            <w:tcW w:w="2963" w:type="dxa"/>
             <w:gridSpan w:val="11"/>
             <w:tcBorders/>
           </w:tcPr>
@@ -5682,7 +5652,7 @@
         </w:tc>
         <w:tc>
           <w:tcPr>
-            <w:tcW w:w="678" w:type="dxa"/>
+            <w:tcW w:w="677" w:type="dxa"/>
             <w:gridSpan w:val="2"/>
             <w:tcBorders/>
           </w:tcPr>
@@ -5698,7 +5668,7 @@
         </w:tc>
         <w:tc>
           <w:tcPr>
-            <w:tcW w:w="1842" w:type="dxa"/>
+            <w:tcW w:w="1843" w:type="dxa"/>
             <w:gridSpan w:val="4"/>
             <w:tcBorders/>
           </w:tcPr>
@@ -5730,7 +5700,7 @@
         </w:tc>
         <w:tc>
           <w:tcPr>
-            <w:tcW w:w="1920" w:type="dxa"/>
+            <w:tcW w:w="1919" w:type="dxa"/>
             <w:gridSpan w:val="9"/>
             <w:tcBorders/>
           </w:tcPr>
@@ -5746,7 +5716,7 @@
         </w:tc>
         <w:tc>
           <w:tcPr>
-            <w:tcW w:w="2962" w:type="dxa"/>
+            <w:tcW w:w="2963" w:type="dxa"/>
             <w:gridSpan w:val="11"/>
             <w:tcBorders/>
           </w:tcPr>
@@ -5818,7 +5788,7 @@
                 <w:color w:val="000000"/>
                 <w:sz w:val="28"/>
               </w:rPr>
-              <w:t>______________ / Картамышев С. В.</w:t>
+              <w:t>______________ / Романов Н. М.</w:t>
               <w:br/>
               <w:t xml:space="preserve">      (подпись)                (Ф.И.О.)</w:t>
             </w:r>
@@ -5826,7 +5796,7 @@
         </w:tc>
         <w:tc>
           <w:tcPr>
-            <w:tcW w:w="1920" w:type="dxa"/>
+            <w:tcW w:w="1919" w:type="dxa"/>
             <w:gridSpan w:val="9"/>
             <w:tcBorders/>
           </w:tcPr>
@@ -5842,7 +5812,7 @@
         </w:tc>
         <w:tc>
           <w:tcPr>
-            <w:tcW w:w="2962" w:type="dxa"/>
+            <w:tcW w:w="2963" w:type="dxa"/>
             <w:gridSpan w:val="11"/>
             <w:tcBorders/>
           </w:tcPr>
@@ -5895,7 +5865,7 @@
         </w:tc>
         <w:tc>
           <w:tcPr>
-            <w:tcW w:w="678" w:type="dxa"/>
+            <w:tcW w:w="677" w:type="dxa"/>
             <w:gridSpan w:val="2"/>
             <w:tcBorders/>
           </w:tcPr>
@@ -5911,7 +5881,7 @@
         </w:tc>
         <w:tc>
           <w:tcPr>
-            <w:tcW w:w="1842" w:type="dxa"/>
+            <w:tcW w:w="1843" w:type="dxa"/>
             <w:gridSpan w:val="4"/>
             <w:tcBorders/>
           </w:tcPr>
@@ -5943,7 +5913,7 @@
         </w:tc>
         <w:tc>
           <w:tcPr>
-            <w:tcW w:w="1920" w:type="dxa"/>
+            <w:tcW w:w="1919" w:type="dxa"/>
             <w:gridSpan w:val="9"/>
             <w:tcBorders/>
           </w:tcPr>
@@ -5959,7 +5929,7 @@
         </w:tc>
         <w:tc>
           <w:tcPr>
-            <w:tcW w:w="2962" w:type="dxa"/>
+            <w:tcW w:w="2963" w:type="dxa"/>
             <w:gridSpan w:val="11"/>
             <w:tcBorders/>
           </w:tcPr>
@@ -6012,7 +5982,7 @@
         </w:tc>
         <w:tc>
           <w:tcPr>
-            <w:tcW w:w="678" w:type="dxa"/>
+            <w:tcW w:w="677" w:type="dxa"/>
             <w:gridSpan w:val="2"/>
             <w:tcBorders/>
             <w:tcMar>
@@ -6037,7 +6007,7 @@
         </w:tc>
         <w:tc>
           <w:tcPr>
-            <w:tcW w:w="1842" w:type="dxa"/>
+            <w:tcW w:w="1843" w:type="dxa"/>
             <w:gridSpan w:val="4"/>
             <w:tcBorders/>
           </w:tcPr>
@@ -6069,7 +6039,7 @@
         </w:tc>
         <w:tc>
           <w:tcPr>
-            <w:tcW w:w="1920" w:type="dxa"/>
+            <w:tcW w:w="1919" w:type="dxa"/>
             <w:gridSpan w:val="9"/>
             <w:tcBorders/>
           </w:tcPr>
@@ -6085,7 +6055,7 @@
         </w:tc>
         <w:tc>
           <w:tcPr>
-            <w:tcW w:w="2962" w:type="dxa"/>
+            <w:tcW w:w="2963" w:type="dxa"/>
             <w:gridSpan w:val="11"/>
             <w:tcBorders/>
           </w:tcPr>
@@ -6153,7 +6123,7 @@
         </w:tc>
         <w:tc>
           <w:tcPr>
-            <w:tcW w:w="1598" w:type="dxa"/>
+            <w:tcW w:w="1597" w:type="dxa"/>
             <w:gridSpan w:val="4"/>
             <w:tcBorders/>
           </w:tcPr>
@@ -6184,7 +6154,7 @@
         </w:tc>
         <w:tc>
           <w:tcPr>
-            <w:tcW w:w="1381" w:type="dxa"/>
+            <w:tcW w:w="1382" w:type="dxa"/>
             <w:gridSpan w:val="5"/>
             <w:tcBorders/>
           </w:tcPr>
@@ -6216,7 +6186,7 @@
         </w:tc>
         <w:tc>
           <w:tcPr>
-            <w:tcW w:w="798" w:type="dxa"/>
+            <w:tcW w:w="797" w:type="dxa"/>
             <w:gridSpan w:val="4"/>
             <w:tcBorders/>
           </w:tcPr>
@@ -6232,7 +6202,7 @@
         </w:tc>
         <w:tc>
           <w:tcPr>
-            <w:tcW w:w="1542" w:type="dxa"/>
+            <w:tcW w:w="1543" w:type="dxa"/>
             <w:gridSpan w:val="8"/>
             <w:tcBorders/>
           </w:tcPr>
@@ -6345,7 +6315,7 @@
         </w:tc>
         <w:tc>
           <w:tcPr>
-            <w:tcW w:w="1598" w:type="dxa"/>
+            <w:tcW w:w="1597" w:type="dxa"/>
             <w:gridSpan w:val="4"/>
             <w:tcBorders/>
           </w:tcPr>
@@ -6376,7 +6346,7 @@
         </w:tc>
         <w:tc>
           <w:tcPr>
-            <w:tcW w:w="1381" w:type="dxa"/>
+            <w:tcW w:w="1382" w:type="dxa"/>
             <w:gridSpan w:val="5"/>
             <w:tcBorders/>
           </w:tcPr>
@@ -6516,7 +6486,7 @@
         </w:tc>
         <w:tc>
           <w:tcPr>
-            <w:tcW w:w="1598" w:type="dxa"/>
+            <w:tcW w:w="1597" w:type="dxa"/>
             <w:gridSpan w:val="4"/>
             <w:tcBorders/>
           </w:tcPr>
@@ -6547,7 +6517,7 @@
         </w:tc>
         <w:tc>
           <w:tcPr>
-            <w:tcW w:w="1381" w:type="dxa"/>
+            <w:tcW w:w="1382" w:type="dxa"/>
             <w:gridSpan w:val="5"/>
             <w:tcBorders/>
           </w:tcPr>
@@ -6579,7 +6549,7 @@
         </w:tc>
         <w:tc>
           <w:tcPr>
-            <w:tcW w:w="798" w:type="dxa"/>
+            <w:tcW w:w="797" w:type="dxa"/>
             <w:gridSpan w:val="4"/>
             <w:tcBorders/>
           </w:tcPr>
@@ -6595,7 +6565,7 @@
         </w:tc>
         <w:tc>
           <w:tcPr>
-            <w:tcW w:w="1542" w:type="dxa"/>
+            <w:tcW w:w="1543" w:type="dxa"/>
             <w:gridSpan w:val="8"/>
             <w:tcBorders/>
           </w:tcPr>
@@ -8684,7 +8654,7 @@
         </w:tc>
         <w:tc>
           <w:tcPr>
-            <w:tcW w:w="1598" w:type="dxa"/>
+            <w:tcW w:w="1597" w:type="dxa"/>
             <w:gridSpan w:val="4"/>
             <w:tcBorders/>
           </w:tcPr>
@@ -8715,7 +8685,7 @@
         </w:tc>
         <w:tc>
           <w:tcPr>
-            <w:tcW w:w="1381" w:type="dxa"/>
+            <w:tcW w:w="1382" w:type="dxa"/>
             <w:gridSpan w:val="5"/>
             <w:tcBorders/>
           </w:tcPr>
@@ -8747,7 +8717,7 @@
         </w:tc>
         <w:tc>
           <w:tcPr>
-            <w:tcW w:w="798" w:type="dxa"/>
+            <w:tcW w:w="797" w:type="dxa"/>
             <w:gridSpan w:val="4"/>
             <w:tcBorders/>
           </w:tcPr>
@@ -8763,7 +8733,7 @@
         </w:tc>
         <w:tc>
           <w:tcPr>
-            <w:tcW w:w="1542" w:type="dxa"/>
+            <w:tcW w:w="1543" w:type="dxa"/>
             <w:gridSpan w:val="8"/>
             <w:tcBorders/>
           </w:tcPr>
@@ -8902,7 +8872,7 @@
         </w:tc>
         <w:tc>
           <w:tcPr>
-            <w:tcW w:w="798" w:type="dxa"/>
+            <w:tcW w:w="797" w:type="dxa"/>
             <w:gridSpan w:val="4"/>
             <w:tcBorders/>
           </w:tcPr>
@@ -8918,7 +8888,7 @@
         </w:tc>
         <w:tc>
           <w:tcPr>
-            <w:tcW w:w="1542" w:type="dxa"/>
+            <w:tcW w:w="1543" w:type="dxa"/>
             <w:gridSpan w:val="8"/>
             <w:tcBorders/>
           </w:tcPr>
@@ -9052,7 +9022,7 @@
         </w:tc>
         <w:tc>
           <w:tcPr>
-            <w:tcW w:w="798" w:type="dxa"/>
+            <w:tcW w:w="797" w:type="dxa"/>
             <w:gridSpan w:val="4"/>
             <w:tcBorders/>
           </w:tcPr>
@@ -9068,7 +9038,7 @@
         </w:tc>
         <w:tc>
           <w:tcPr>
-            <w:tcW w:w="5082" w:type="dxa"/>
+            <w:tcW w:w="5083" w:type="dxa"/>
             <w:gridSpan w:val="24"/>
             <w:vMerge w:val="restart"/>
             <w:tcBorders/>
@@ -9147,7 +9117,7 @@
         </w:tc>
         <w:tc>
           <w:tcPr>
-            <w:tcW w:w="1598" w:type="dxa"/>
+            <w:tcW w:w="1597" w:type="dxa"/>
             <w:gridSpan w:val="4"/>
             <w:tcBorders/>
           </w:tcPr>
@@ -9178,7 +9148,7 @@
         </w:tc>
         <w:tc>
           <w:tcPr>
-            <w:tcW w:w="1381" w:type="dxa"/>
+            <w:tcW w:w="1382" w:type="dxa"/>
             <w:gridSpan w:val="5"/>
             <w:tcBorders/>
           </w:tcPr>
@@ -9210,7 +9180,7 @@
         </w:tc>
         <w:tc>
           <w:tcPr>
-            <w:tcW w:w="798" w:type="dxa"/>
+            <w:tcW w:w="797" w:type="dxa"/>
             <w:gridSpan w:val="4"/>
             <w:tcBorders/>
           </w:tcPr>
@@ -9226,7 +9196,7 @@
         </w:tc>
         <w:tc>
           <w:tcPr>
-            <w:tcW w:w="5082" w:type="dxa"/>
+            <w:tcW w:w="5083" w:type="dxa"/>
             <w:gridSpan w:val="24"/>
             <w:vMerge w:val="continue"/>
             <w:tcBorders/>
@@ -9298,7 +9268,7 @@
         </w:tc>
         <w:tc>
           <w:tcPr>
-            <w:tcW w:w="1598" w:type="dxa"/>
+            <w:tcW w:w="1597" w:type="dxa"/>
             <w:gridSpan w:val="4"/>
             <w:tcBorders/>
           </w:tcPr>
@@ -9329,7 +9299,7 @@
         </w:tc>
         <w:tc>
           <w:tcPr>
-            <w:tcW w:w="1381" w:type="dxa"/>
+            <w:tcW w:w="1382" w:type="dxa"/>
             <w:gridSpan w:val="5"/>
             <w:tcBorders/>
           </w:tcPr>
@@ -9361,7 +9331,7 @@
         </w:tc>
         <w:tc>
           <w:tcPr>
-            <w:tcW w:w="798" w:type="dxa"/>
+            <w:tcW w:w="797" w:type="dxa"/>
             <w:gridSpan w:val="4"/>
             <w:tcBorders/>
           </w:tcPr>
@@ -9377,7 +9347,7 @@
         </w:tc>
         <w:tc>
           <w:tcPr>
-            <w:tcW w:w="1542" w:type="dxa"/>
+            <w:tcW w:w="1543" w:type="dxa"/>
             <w:gridSpan w:val="8"/>
             <w:tcBorders/>
           </w:tcPr>
@@ -9490,7 +9460,7 @@
         </w:tc>
         <w:tc>
           <w:tcPr>
-            <w:tcW w:w="1598" w:type="dxa"/>
+            <w:tcW w:w="1597" w:type="dxa"/>
             <w:gridSpan w:val="4"/>
             <w:tcBorders/>
             <w:tcMar>
@@ -9530,7 +9500,7 @@
         </w:tc>
         <w:tc>
           <w:tcPr>
-            <w:tcW w:w="5082" w:type="dxa"/>
+            <w:tcW w:w="5083" w:type="dxa"/>
             <w:gridSpan w:val="24"/>
             <w:vMerge w:val="restart"/>
             <w:tcBorders/>
@@ -9640,7 +9610,7 @@
         </w:tc>
         <w:tc>
           <w:tcPr>
-            <w:tcW w:w="1598" w:type="dxa"/>
+            <w:tcW w:w="1597" w:type="dxa"/>
             <w:gridSpan w:val="4"/>
             <w:tcBorders/>
           </w:tcPr>
@@ -9671,7 +9641,7 @@
         </w:tc>
         <w:tc>
           <w:tcPr>
-            <w:tcW w:w="5082" w:type="dxa"/>
+            <w:tcW w:w="5083" w:type="dxa"/>
             <w:gridSpan w:val="24"/>
             <w:vMerge w:val="continue"/>
             <w:tcBorders/>
@@ -9775,7 +9745,7 @@
         </w:tc>
         <w:tc>
           <w:tcPr>
-            <w:tcW w:w="2818" w:type="dxa"/>
+            <w:tcW w:w="2817" w:type="dxa"/>
             <w:gridSpan w:val="6"/>
             <w:tcBorders/>
           </w:tcPr>
@@ -9791,7 +9761,7 @@
         </w:tc>
         <w:tc>
           <w:tcPr>
-            <w:tcW w:w="1462" w:type="dxa"/>
+            <w:tcW w:w="1463" w:type="dxa"/>
             <w:gridSpan w:val="8"/>
             <w:tcBorders/>
           </w:tcPr>
@@ -9807,7 +9777,7 @@
         </w:tc>
         <w:tc>
           <w:tcPr>
-            <w:tcW w:w="518" w:type="dxa"/>
+            <w:tcW w:w="517" w:type="dxa"/>
             <w:gridSpan w:val="2"/>
             <w:tcBorders/>
           </w:tcPr>
@@ -9855,7 +9825,7 @@
         </w:tc>
         <w:tc>
           <w:tcPr>
-            <w:tcW w:w="2522" w:type="dxa"/>
+            <w:tcW w:w="2523" w:type="dxa"/>
             <w:gridSpan w:val="8"/>
             <w:tcBorders/>
           </w:tcPr>
@@ -9939,7 +9909,7 @@
         </w:tc>
         <w:tc>
           <w:tcPr>
-            <w:tcW w:w="2818" w:type="dxa"/>
+            <w:tcW w:w="2817" w:type="dxa"/>
             <w:gridSpan w:val="6"/>
             <w:tcBorders/>
           </w:tcPr>
@@ -9982,7 +9952,7 @@
         </w:tc>
         <w:tc>
           <w:tcPr>
-            <w:tcW w:w="2522" w:type="dxa"/>
+            <w:tcW w:w="2523" w:type="dxa"/>
             <w:gridSpan w:val="8"/>
             <w:tcBorders/>
           </w:tcPr>
@@ -10066,7 +10036,7 @@
         </w:tc>
         <w:tc>
           <w:tcPr>
-            <w:tcW w:w="2818" w:type="dxa"/>
+            <w:tcW w:w="2817" w:type="dxa"/>
             <w:gridSpan w:val="6"/>
             <w:tcBorders/>
           </w:tcPr>
@@ -10082,7 +10052,7 @@
         </w:tc>
         <w:tc>
           <w:tcPr>
-            <w:tcW w:w="1462" w:type="dxa"/>
+            <w:tcW w:w="1463" w:type="dxa"/>
             <w:gridSpan w:val="8"/>
             <w:tcBorders/>
           </w:tcPr>
@@ -10098,7 +10068,7 @@
         </w:tc>
         <w:tc>
           <w:tcPr>
-            <w:tcW w:w="518" w:type="dxa"/>
+            <w:tcW w:w="517" w:type="dxa"/>
             <w:gridSpan w:val="2"/>
             <w:tcBorders/>
           </w:tcPr>
@@ -10146,7 +10116,7 @@
         </w:tc>
         <w:tc>
           <w:tcPr>
-            <w:tcW w:w="2522" w:type="dxa"/>
+            <w:tcW w:w="2523" w:type="dxa"/>
             <w:gridSpan w:val="8"/>
             <w:tcBorders/>
           </w:tcPr>
@@ -10252,10 +10222,10 @@
               </w:tblCellMar>
             </w:tblPr>
             <w:tblGrid>
-              <w:gridCol w:w="998"/>
-              <w:gridCol w:w="2808"/>
-              <w:gridCol w:w="2192"/>
-              <w:gridCol w:w="3802"/>
+              <w:gridCol w:w="997"/>
+              <w:gridCol w:w="2809"/>
+              <w:gridCol w:w="2191"/>
+              <w:gridCol w:w="3803"/>
             </w:tblGrid>
             <w:tr>
               <w:trPr>
@@ -10263,7 +10233,7 @@
               </w:trPr>
               <w:tc>
                 <w:tcPr>
-                  <w:tcW w:w="998" w:type="dxa"/>
+                  <w:tcW w:w="997" w:type="dxa"/>
                   <w:tcBorders>
                     <w:top w:val="single" w:sz="4" w:space="0" w:color="000000"/>
                     <w:left w:val="single" w:sz="4" w:space="0" w:color="000000"/>
@@ -10341,7 +10311,7 @@
               </w:tc>
               <w:tc>
                 <w:tcPr>
-                  <w:tcW w:w="2808" w:type="dxa"/>
+                  <w:tcW w:w="2809" w:type="dxa"/>
                   <w:tcBorders>
                     <w:top w:val="single" w:sz="4" w:space="0" w:color="000000"/>
                     <w:left w:val="single" w:sz="4" w:space="0" w:color="000000"/>
@@ -10460,7 +10430,7 @@
               </w:tc>
               <w:tc>
                 <w:tcPr>
-                  <w:tcW w:w="2192" w:type="dxa"/>
+                  <w:tcW w:w="2191" w:type="dxa"/>
                   <w:tcBorders>
                     <w:top w:val="single" w:sz="4" w:space="0" w:color="000000"/>
                     <w:left w:val="single" w:sz="4" w:space="0" w:color="000000"/>
@@ -10529,7 +10499,7 @@
               </w:tc>
               <w:tc>
                 <w:tcPr>
-                  <w:tcW w:w="3802" w:type="dxa"/>
+                  <w:tcW w:w="3803" w:type="dxa"/>
                   <w:tcBorders>
                     <w:top w:val="single" w:sz="4" w:space="0" w:color="000000"/>
                     <w:left w:val="single" w:sz="4" w:space="0" w:color="000000"/>
@@ -10603,7 +10573,7 @@
               </w:trPr>
               <w:tc>
                 <w:tcPr>
-                  <w:tcW w:w="998" w:type="dxa"/>
+                  <w:tcW w:w="997" w:type="dxa"/>
                   <w:tcBorders>
                     <w:top w:val="single" w:sz="4" w:space="0" w:color="000000"/>
                     <w:left w:val="single" w:sz="4" w:space="0" w:color="000000"/>
@@ -10672,7 +10642,7 @@
               </w:tc>
               <w:tc>
                 <w:tcPr>
-                  <w:tcW w:w="2808" w:type="dxa"/>
+                  <w:tcW w:w="2809" w:type="dxa"/>
                   <w:tcBorders>
                     <w:top w:val="single" w:sz="4" w:space="0" w:color="000000"/>
                     <w:left w:val="single" w:sz="4" w:space="0" w:color="000000"/>
@@ -10728,7 +10698,7 @@
               </w:tc>
               <w:tc>
                 <w:tcPr>
-                  <w:tcW w:w="2192" w:type="dxa"/>
+                  <w:tcW w:w="2191" w:type="dxa"/>
                   <w:tcBorders>
                     <w:top w:val="single" w:sz="4" w:space="0" w:color="000000"/>
                     <w:left w:val="single" w:sz="4" w:space="0" w:color="000000"/>
@@ -10774,7 +10744,7 @@
               </w:tc>
               <w:tc>
                 <w:tcPr>
-                  <w:tcW w:w="3802" w:type="dxa"/>
+                  <w:tcW w:w="3803" w:type="dxa"/>
                   <w:tcBorders>
                     <w:top w:val="single" w:sz="4" w:space="0" w:color="000000"/>
                     <w:left w:val="single" w:sz="4" w:space="0" w:color="000000"/>
@@ -10839,7 +10809,7 @@
               </w:trPr>
               <w:tc>
                 <w:tcPr>
-                  <w:tcW w:w="998" w:type="dxa"/>
+                  <w:tcW w:w="997" w:type="dxa"/>
                   <w:tcBorders>
                     <w:left w:val="single" w:sz="4" w:space="0" w:color="000000"/>
                     <w:bottom w:val="single" w:sz="4" w:space="0" w:color="000000"/>
@@ -10869,7 +10839,7 @@
               </w:tc>
               <w:tc>
                 <w:tcPr>
-                  <w:tcW w:w="2808" w:type="dxa"/>
+                  <w:tcW w:w="2809" w:type="dxa"/>
                   <w:tcBorders>
                     <w:left w:val="single" w:sz="4" w:space="0" w:color="000000"/>
                     <w:bottom w:val="single" w:sz="4" w:space="0" w:color="000000"/>
@@ -10897,7 +10867,7 @@
               </w:tc>
               <w:tc>
                 <w:tcPr>
-                  <w:tcW w:w="2192" w:type="dxa"/>
+                  <w:tcW w:w="2191" w:type="dxa"/>
                   <w:tcBorders>
                     <w:left w:val="single" w:sz="4" w:space="0" w:color="000000"/>
                     <w:bottom w:val="single" w:sz="4" w:space="0" w:color="000000"/>
@@ -10923,7 +10893,7 @@
               </w:tc>
               <w:tc>
                 <w:tcPr>
-                  <w:tcW w:w="3802" w:type="dxa"/>
+                  <w:tcW w:w="3803" w:type="dxa"/>
                   <w:tcBorders>
                     <w:left w:val="single" w:sz="4" w:space="0" w:color="000000"/>
                     <w:bottom w:val="single" w:sz="4" w:space="0" w:color="000000"/>
@@ -10949,7 +10919,7 @@
               </w:trPr>
               <w:tc>
                 <w:tcPr>
-                  <w:tcW w:w="998" w:type="dxa"/>
+                  <w:tcW w:w="997" w:type="dxa"/>
                   <w:tcBorders>
                     <w:left w:val="single" w:sz="4" w:space="0" w:color="000000"/>
                     <w:bottom w:val="single" w:sz="4" w:space="0" w:color="000000"/>
@@ -10979,7 +10949,7 @@
               </w:tc>
               <w:tc>
                 <w:tcPr>
-                  <w:tcW w:w="2808" w:type="dxa"/>
+                  <w:tcW w:w="2809" w:type="dxa"/>
                   <w:tcBorders>
                     <w:left w:val="single" w:sz="4" w:space="0" w:color="000000"/>
                     <w:bottom w:val="single" w:sz="4" w:space="0" w:color="000000"/>
@@ -11007,7 +10977,7 @@
               </w:tc>
               <w:tc>
                 <w:tcPr>
-                  <w:tcW w:w="2192" w:type="dxa"/>
+                  <w:tcW w:w="2191" w:type="dxa"/>
                   <w:tcBorders>
                     <w:left w:val="single" w:sz="4" w:space="0" w:color="000000"/>
                     <w:bottom w:val="single" w:sz="4" w:space="0" w:color="000000"/>
@@ -11033,7 +11003,7 @@
               </w:tc>
               <w:tc>
                 <w:tcPr>
-                  <w:tcW w:w="3802" w:type="dxa"/>
+                  <w:tcW w:w="3803" w:type="dxa"/>
                   <w:tcBorders>
                     <w:left w:val="single" w:sz="4" w:space="0" w:color="000000"/>
                     <w:bottom w:val="single" w:sz="4" w:space="0" w:color="000000"/>
@@ -11059,7 +11029,7 @@
               </w:trPr>
               <w:tc>
                 <w:tcPr>
-                  <w:tcW w:w="998" w:type="dxa"/>
+                  <w:tcW w:w="997" w:type="dxa"/>
                   <w:tcBorders>
                     <w:left w:val="single" w:sz="4" w:space="0" w:color="000000"/>
                     <w:bottom w:val="single" w:sz="4" w:space="0" w:color="000000"/>
@@ -11089,7 +11059,7 @@
               </w:tc>
               <w:tc>
                 <w:tcPr>
-                  <w:tcW w:w="2808" w:type="dxa"/>
+                  <w:tcW w:w="2809" w:type="dxa"/>
                   <w:tcBorders>
                     <w:left w:val="single" w:sz="4" w:space="0" w:color="000000"/>
                     <w:bottom w:val="single" w:sz="4" w:space="0" w:color="000000"/>
@@ -11117,7 +11087,7 @@
               </w:tc>
               <w:tc>
                 <w:tcPr>
-                  <w:tcW w:w="2192" w:type="dxa"/>
+                  <w:tcW w:w="2191" w:type="dxa"/>
                   <w:tcBorders>
                     <w:left w:val="single" w:sz="4" w:space="0" w:color="000000"/>
                     <w:bottom w:val="single" w:sz="4" w:space="0" w:color="000000"/>
@@ -11143,7 +11113,7 @@
               </w:tc>
               <w:tc>
                 <w:tcPr>
-                  <w:tcW w:w="3802" w:type="dxa"/>
+                  <w:tcW w:w="3803" w:type="dxa"/>
                   <w:tcBorders>
                     <w:left w:val="single" w:sz="4" w:space="0" w:color="000000"/>
                     <w:bottom w:val="single" w:sz="4" w:space="0" w:color="000000"/>
@@ -11169,7 +11139,7 @@
               </w:trPr>
               <w:tc>
                 <w:tcPr>
-                  <w:tcW w:w="998" w:type="dxa"/>
+                  <w:tcW w:w="997" w:type="dxa"/>
                   <w:tcBorders>
                     <w:left w:val="single" w:sz="4" w:space="0" w:color="000000"/>
                     <w:bottom w:val="single" w:sz="4" w:space="0" w:color="000000"/>
@@ -11199,7 +11169,7 @@
               </w:tc>
               <w:tc>
                 <w:tcPr>
-                  <w:tcW w:w="2808" w:type="dxa"/>
+                  <w:tcW w:w="2809" w:type="dxa"/>
                   <w:tcBorders>
                     <w:left w:val="single" w:sz="4" w:space="0" w:color="000000"/>
                     <w:bottom w:val="single" w:sz="4" w:space="0" w:color="000000"/>
@@ -11227,7 +11197,7 @@
               </w:tc>
               <w:tc>
                 <w:tcPr>
-                  <w:tcW w:w="2192" w:type="dxa"/>
+                  <w:tcW w:w="2191" w:type="dxa"/>
                   <w:tcBorders>
                     <w:left w:val="single" w:sz="4" w:space="0" w:color="000000"/>
                     <w:bottom w:val="single" w:sz="4" w:space="0" w:color="000000"/>
@@ -11253,7 +11223,7 @@
               </w:tc>
               <w:tc>
                 <w:tcPr>
-                  <w:tcW w:w="3802" w:type="dxa"/>
+                  <w:tcW w:w="3803" w:type="dxa"/>
                   <w:tcBorders>
                     <w:left w:val="single" w:sz="4" w:space="0" w:color="000000"/>
                     <w:bottom w:val="single" w:sz="4" w:space="0" w:color="000000"/>
@@ -11354,7 +11324,7 @@
         </w:tc>
         <w:tc>
           <w:tcPr>
-            <w:tcW w:w="2818" w:type="dxa"/>
+            <w:tcW w:w="2817" w:type="dxa"/>
             <w:gridSpan w:val="6"/>
             <w:tcBorders/>
           </w:tcPr>
@@ -11370,7 +11340,7 @@
         </w:tc>
         <w:tc>
           <w:tcPr>
-            <w:tcW w:w="1462" w:type="dxa"/>
+            <w:tcW w:w="1463" w:type="dxa"/>
             <w:gridSpan w:val="8"/>
             <w:tcBorders/>
           </w:tcPr>
@@ -11386,7 +11356,7 @@
         </w:tc>
         <w:tc>
           <w:tcPr>
-            <w:tcW w:w="518" w:type="dxa"/>
+            <w:tcW w:w="517" w:type="dxa"/>
             <w:gridSpan w:val="2"/>
             <w:tcBorders/>
           </w:tcPr>
@@ -11434,7 +11404,7 @@
         </w:tc>
         <w:tc>
           <w:tcPr>
-            <w:tcW w:w="2522" w:type="dxa"/>
+            <w:tcW w:w="2523" w:type="dxa"/>
             <w:gridSpan w:val="8"/>
             <w:tcBorders/>
           </w:tcPr>
@@ -11502,7 +11472,7 @@
         </w:tc>
         <w:tc>
           <w:tcPr>
-            <w:tcW w:w="4918" w:type="dxa"/>
+            <w:tcW w:w="4917" w:type="dxa"/>
             <w:gridSpan w:val="18"/>
             <w:vMerge w:val="restart"/>
             <w:tcBorders/>
@@ -11560,7 +11530,7 @@
         </w:tc>
         <w:tc>
           <w:tcPr>
-            <w:tcW w:w="2522" w:type="dxa"/>
+            <w:tcW w:w="2523" w:type="dxa"/>
             <w:gridSpan w:val="8"/>
             <w:tcBorders/>
           </w:tcPr>
@@ -11628,7 +11598,7 @@
         </w:tc>
         <w:tc>
           <w:tcPr>
-            <w:tcW w:w="4918" w:type="dxa"/>
+            <w:tcW w:w="4917" w:type="dxa"/>
             <w:gridSpan w:val="18"/>
             <w:vMerge w:val="continue"/>
             <w:tcBorders/>
@@ -11665,7 +11635,7 @@
         </w:tc>
         <w:tc>
           <w:tcPr>
-            <w:tcW w:w="5082" w:type="dxa"/>
+            <w:tcW w:w="5083" w:type="dxa"/>
             <w:gridSpan w:val="24"/>
             <w:vMerge w:val="restart"/>
             <w:tcBorders/>
@@ -11685,22 +11655,7 @@
                 <w:color w:val="000000"/>
                 <w:sz w:val="28"/>
               </w:rPr>
-              <w:t xml:space="preserve">_________________ / </w:t>
-            </w:r>
-            <w:r>
-              <w:rPr>
-                <w:rFonts w:eastAsia="Times New Roman" w:cs="Times New Roman"/>
-                <w:color w:val="000000"/>
-                <w:sz w:val="28"/>
-              </w:rPr>
-              <w:t>Романов Н. М.</w:t>
-            </w:r>
-            <w:r>
-              <w:rPr>
-                <w:rFonts w:eastAsia="Times New Roman" w:cs="Times New Roman"/>
-                <w:color w:val="000000"/>
-                <w:sz w:val="28"/>
-              </w:rPr>
+              <w:t>_________________ / Романов Н. М.</w:t>
               <w:br/>
               <w:t xml:space="preserve">        (подпись)                      (Ф.И.О.)</w:t>
             </w:r>
@@ -11760,7 +11715,7 @@
         </w:tc>
         <w:tc>
           <w:tcPr>
-            <w:tcW w:w="2818" w:type="dxa"/>
+            <w:tcW w:w="2817" w:type="dxa"/>
             <w:gridSpan w:val="6"/>
             <w:tcBorders/>
           </w:tcPr>
@@ -11776,7 +11731,7 @@
         </w:tc>
         <w:tc>
           <w:tcPr>
-            <w:tcW w:w="1462" w:type="dxa"/>
+            <w:tcW w:w="1463" w:type="dxa"/>
             <w:gridSpan w:val="8"/>
             <w:tcBorders/>
           </w:tcPr>
@@ -11792,7 +11747,7 @@
         </w:tc>
         <w:tc>
           <w:tcPr>
-            <w:tcW w:w="518" w:type="dxa"/>
+            <w:tcW w:w="517" w:type="dxa"/>
             <w:gridSpan w:val="2"/>
             <w:tcBorders/>
           </w:tcPr>
@@ -11824,7 +11779,7 @@
         </w:tc>
         <w:tc>
           <w:tcPr>
-            <w:tcW w:w="5082" w:type="dxa"/>
+            <w:tcW w:w="5083" w:type="dxa"/>
             <w:gridSpan w:val="24"/>
             <w:vMerge w:val="continue"/>
             <w:tcBorders/>
@@ -11897,7 +11852,7 @@
         </w:tc>
         <w:tc>
           <w:tcPr>
-            <w:tcW w:w="2818" w:type="dxa"/>
+            <w:tcW w:w="2817" w:type="dxa"/>
             <w:gridSpan w:val="6"/>
             <w:tcBorders/>
           </w:tcPr>
@@ -11913,7 +11868,7 @@
         </w:tc>
         <w:tc>
           <w:tcPr>
-            <w:tcW w:w="1462" w:type="dxa"/>
+            <w:tcW w:w="1463" w:type="dxa"/>
             <w:gridSpan w:val="8"/>
             <w:tcBorders/>
           </w:tcPr>
@@ -11929,7 +11884,7 @@
         </w:tc>
         <w:tc>
           <w:tcPr>
-            <w:tcW w:w="518" w:type="dxa"/>
+            <w:tcW w:w="517" w:type="dxa"/>
             <w:gridSpan w:val="2"/>
             <w:tcBorders/>
           </w:tcPr>
@@ -11977,7 +11932,7 @@
         </w:tc>
         <w:tc>
           <w:tcPr>
-            <w:tcW w:w="2522" w:type="dxa"/>
+            <w:tcW w:w="2523" w:type="dxa"/>
             <w:gridSpan w:val="8"/>
             <w:tcBorders/>
           </w:tcPr>
@@ -12071,7 +12026,7 @@
         </w:tc>
         <w:tc>
           <w:tcPr>
-            <w:tcW w:w="518" w:type="dxa"/>
+            <w:tcW w:w="517" w:type="dxa"/>
             <w:gridSpan w:val="2"/>
             <w:tcBorders/>
           </w:tcPr>
@@ -12119,7 +12074,7 @@
         </w:tc>
         <w:tc>
           <w:tcPr>
-            <w:tcW w:w="2522" w:type="dxa"/>
+            <w:tcW w:w="2523" w:type="dxa"/>
             <w:gridSpan w:val="8"/>
             <w:tcBorders/>
           </w:tcPr>
@@ -12208,7 +12163,7 @@
         </w:tc>
         <w:tc>
           <w:tcPr>
-            <w:tcW w:w="518" w:type="dxa"/>
+            <w:tcW w:w="517" w:type="dxa"/>
             <w:gridSpan w:val="2"/>
             <w:tcBorders/>
           </w:tcPr>
@@ -12240,7 +12195,7 @@
         </w:tc>
         <w:tc>
           <w:tcPr>
-            <w:tcW w:w="5082" w:type="dxa"/>
+            <w:tcW w:w="5083" w:type="dxa"/>
             <w:gridSpan w:val="24"/>
             <w:vMerge w:val="restart"/>
             <w:tcBorders/>
@@ -12320,7 +12275,7 @@
         </w:tc>
         <w:tc>
           <w:tcPr>
-            <w:tcW w:w="2818" w:type="dxa"/>
+            <w:tcW w:w="2817" w:type="dxa"/>
             <w:gridSpan w:val="6"/>
             <w:tcBorders/>
           </w:tcPr>
@@ -12336,7 +12291,7 @@
         </w:tc>
         <w:tc>
           <w:tcPr>
-            <w:tcW w:w="1462" w:type="dxa"/>
+            <w:tcW w:w="1463" w:type="dxa"/>
             <w:gridSpan w:val="8"/>
             <w:tcBorders/>
           </w:tcPr>
@@ -12352,7 +12307,7 @@
         </w:tc>
         <w:tc>
           <w:tcPr>
-            <w:tcW w:w="518" w:type="dxa"/>
+            <w:tcW w:w="517" w:type="dxa"/>
             <w:gridSpan w:val="2"/>
             <w:tcBorders/>
           </w:tcPr>
@@ -12384,7 +12339,7 @@
         </w:tc>
         <w:tc>
           <w:tcPr>
-            <w:tcW w:w="5082" w:type="dxa"/>
+            <w:tcW w:w="5083" w:type="dxa"/>
             <w:gridSpan w:val="24"/>
             <w:vMerge w:val="continue"/>
             <w:tcBorders/>
@@ -12456,7 +12411,7 @@
         </w:tc>
         <w:tc>
           <w:tcPr>
-            <w:tcW w:w="1999" w:type="dxa"/>
+            <w:tcW w:w="1998" w:type="dxa"/>
             <w:gridSpan w:val="8"/>
             <w:tcBorders/>
           </w:tcPr>
@@ -12472,7 +12427,7 @@
         </w:tc>
         <w:tc>
           <w:tcPr>
-            <w:tcW w:w="1542" w:type="dxa"/>
+            <w:tcW w:w="1543" w:type="dxa"/>
             <w:gridSpan w:val="7"/>
             <w:tcBorders/>
           </w:tcPr>
@@ -12519,7 +12474,7 @@
         </w:tc>
         <w:tc>
           <w:tcPr>
-            <w:tcW w:w="278" w:type="dxa"/>
+            <w:tcW w:w="277" w:type="dxa"/>
             <w:gridSpan w:val="2"/>
             <w:tcBorders/>
           </w:tcPr>
@@ -12598,7 +12553,7 @@
         </w:tc>
         <w:tc>
           <w:tcPr>
-            <w:tcW w:w="60" w:type="dxa"/>
+            <w:tcW w:w="61" w:type="dxa"/>
             <w:tcBorders/>
           </w:tcPr>
           <w:p>
@@ -12697,7 +12652,7 @@
         </w:tc>
         <w:tc>
           <w:tcPr>
-            <w:tcW w:w="1999" w:type="dxa"/>
+            <w:tcW w:w="1998" w:type="dxa"/>
             <w:gridSpan w:val="8"/>
             <w:tcBorders/>
           </w:tcPr>
@@ -12713,7 +12668,7 @@
         </w:tc>
         <w:tc>
           <w:tcPr>
-            <w:tcW w:w="1542" w:type="dxa"/>
+            <w:tcW w:w="1543" w:type="dxa"/>
             <w:gridSpan w:val="7"/>
             <w:tcBorders/>
           </w:tcPr>
@@ -12760,7 +12715,7 @@
         </w:tc>
         <w:tc>
           <w:tcPr>
-            <w:tcW w:w="278" w:type="dxa"/>
+            <w:tcW w:w="277" w:type="dxa"/>
             <w:gridSpan w:val="2"/>
             <w:tcBorders/>
           </w:tcPr>
@@ -12824,7 +12779,7 @@
         </w:tc>
         <w:tc>
           <w:tcPr>
-            <w:tcW w:w="200" w:type="dxa"/>
+            <w:tcW w:w="201" w:type="dxa"/>
             <w:gridSpan w:val="2"/>
             <w:vMerge w:val="restart"/>
             <w:tcBorders/>
@@ -12935,7 +12890,7 @@
         </w:tc>
         <w:tc>
           <w:tcPr>
-            <w:tcW w:w="1999" w:type="dxa"/>
+            <w:tcW w:w="1998" w:type="dxa"/>
             <w:gridSpan w:val="8"/>
             <w:tcBorders/>
           </w:tcPr>
@@ -12951,7 +12906,7 @@
         </w:tc>
         <w:tc>
           <w:tcPr>
-            <w:tcW w:w="1542" w:type="dxa"/>
+            <w:tcW w:w="1543" w:type="dxa"/>
             <w:gridSpan w:val="7"/>
             <w:tcBorders/>
           </w:tcPr>
@@ -12998,7 +12953,7 @@
         </w:tc>
         <w:tc>
           <w:tcPr>
-            <w:tcW w:w="278" w:type="dxa"/>
+            <w:tcW w:w="277" w:type="dxa"/>
             <w:gridSpan w:val="2"/>
             <w:tcBorders/>
           </w:tcPr>
@@ -13062,7 +13017,7 @@
         </w:tc>
         <w:tc>
           <w:tcPr>
-            <w:tcW w:w="200" w:type="dxa"/>
+            <w:tcW w:w="201" w:type="dxa"/>
             <w:gridSpan w:val="2"/>
             <w:vMerge w:val="continue"/>
             <w:tcBorders/>
@@ -13167,7 +13122,7 @@
         </w:tc>
         <w:tc>
           <w:tcPr>
-            <w:tcW w:w="1999" w:type="dxa"/>
+            <w:tcW w:w="1998" w:type="dxa"/>
             <w:gridSpan w:val="8"/>
             <w:tcBorders/>
           </w:tcPr>
@@ -13183,7 +13138,7 @@
         </w:tc>
         <w:tc>
           <w:tcPr>
-            <w:tcW w:w="1542" w:type="dxa"/>
+            <w:tcW w:w="1543" w:type="dxa"/>
             <w:gridSpan w:val="7"/>
             <w:tcBorders/>
           </w:tcPr>
@@ -13230,7 +13185,7 @@
         </w:tc>
         <w:tc>
           <w:tcPr>
-            <w:tcW w:w="278" w:type="dxa"/>
+            <w:tcW w:w="277" w:type="dxa"/>
             <w:gridSpan w:val="2"/>
             <w:tcBorders/>
           </w:tcPr>
@@ -13309,7 +13264,7 @@
         </w:tc>
         <w:tc>
           <w:tcPr>
-            <w:tcW w:w="60" w:type="dxa"/>
+            <w:tcW w:w="61" w:type="dxa"/>
             <w:tcBorders/>
           </w:tcPr>
           <w:p>
@@ -13408,7 +13363,7 @@
         </w:tc>
         <w:tc>
           <w:tcPr>
-            <w:tcW w:w="1999" w:type="dxa"/>
+            <w:tcW w:w="1998" w:type="dxa"/>
             <w:gridSpan w:val="8"/>
             <w:tcBorders/>
           </w:tcPr>
@@ -13424,7 +13379,7 @@
         </w:tc>
         <w:tc>
           <w:tcPr>
-            <w:tcW w:w="1542" w:type="dxa"/>
+            <w:tcW w:w="1543" w:type="dxa"/>
             <w:gridSpan w:val="7"/>
             <w:tcBorders/>
           </w:tcPr>
@@ -13471,7 +13426,7 @@
         </w:tc>
         <w:tc>
           <w:tcPr>
-            <w:tcW w:w="278" w:type="dxa"/>
+            <w:tcW w:w="277" w:type="dxa"/>
             <w:gridSpan w:val="2"/>
             <w:tcBorders/>
           </w:tcPr>
@@ -13550,7 +13505,7 @@
         </w:tc>
         <w:tc>
           <w:tcPr>
-            <w:tcW w:w="60" w:type="dxa"/>
+            <w:tcW w:w="61" w:type="dxa"/>
             <w:tcBorders/>
           </w:tcPr>
           <w:p>
@@ -13649,7 +13604,7 @@
         </w:tc>
         <w:tc>
           <w:tcPr>
-            <w:tcW w:w="1999" w:type="dxa"/>
+            <w:tcW w:w="1998" w:type="dxa"/>
             <w:gridSpan w:val="8"/>
             <w:tcBorders/>
           </w:tcPr>
@@ -13665,7 +13620,7 @@
         </w:tc>
         <w:tc>
           <w:tcPr>
-            <w:tcW w:w="1542" w:type="dxa"/>
+            <w:tcW w:w="1543" w:type="dxa"/>
             <w:gridSpan w:val="7"/>
             <w:tcBorders/>
           </w:tcPr>
@@ -13681,7 +13636,7 @@
         </w:tc>
         <w:tc>
           <w:tcPr>
-            <w:tcW w:w="3798" w:type="dxa"/>
+            <w:tcW w:w="3797" w:type="dxa"/>
             <w:gridSpan w:val="17"/>
             <w:tcBorders/>
             <w:tcMar>
@@ -13737,7 +13692,7 @@
         </w:tc>
         <w:tc>
           <w:tcPr>
-            <w:tcW w:w="60" w:type="dxa"/>
+            <w:tcW w:w="61" w:type="dxa"/>
             <w:tcBorders/>
           </w:tcPr>
           <w:p>
@@ -13836,7 +13791,7 @@
         </w:tc>
         <w:tc>
           <w:tcPr>
-            <w:tcW w:w="1999" w:type="dxa"/>
+            <w:tcW w:w="1998" w:type="dxa"/>
             <w:gridSpan w:val="8"/>
             <w:tcBorders/>
           </w:tcPr>
@@ -13852,7 +13807,7 @@
         </w:tc>
         <w:tc>
           <w:tcPr>
-            <w:tcW w:w="1542" w:type="dxa"/>
+            <w:tcW w:w="1543" w:type="dxa"/>
             <w:gridSpan w:val="7"/>
             <w:tcBorders/>
           </w:tcPr>
@@ -13884,7 +13839,7 @@
         </w:tc>
         <w:tc>
           <w:tcPr>
-            <w:tcW w:w="1718" w:type="dxa"/>
+            <w:tcW w:w="1717" w:type="dxa"/>
             <w:gridSpan w:val="9"/>
             <w:tcBorders/>
             <w:tcMar>
@@ -13957,7 +13912,7 @@
         </w:tc>
         <w:tc>
           <w:tcPr>
-            <w:tcW w:w="60" w:type="dxa"/>
+            <w:tcW w:w="61" w:type="dxa"/>
             <w:tcBorders/>
           </w:tcPr>
           <w:p>
@@ -15672,7 +15627,7 @@
         </w:tc>
         <w:tc>
           <w:tcPr>
-            <w:tcW w:w="1999" w:type="dxa"/>
+            <w:tcW w:w="1998" w:type="dxa"/>
             <w:gridSpan w:val="8"/>
             <w:tcBorders/>
           </w:tcPr>
@@ -15688,7 +15643,7 @@
         </w:tc>
         <w:tc>
           <w:tcPr>
-            <w:tcW w:w="1542" w:type="dxa"/>
+            <w:tcW w:w="1543" w:type="dxa"/>
             <w:gridSpan w:val="7"/>
             <w:tcBorders/>
           </w:tcPr>
@@ -15735,7 +15690,7 @@
         </w:tc>
         <w:tc>
           <w:tcPr>
-            <w:tcW w:w="278" w:type="dxa"/>
+            <w:tcW w:w="277" w:type="dxa"/>
             <w:gridSpan w:val="2"/>
             <w:tcBorders/>
           </w:tcPr>
@@ -15814,7 +15769,7 @@
         </w:tc>
         <w:tc>
           <w:tcPr>
-            <w:tcW w:w="60" w:type="dxa"/>
+            <w:tcW w:w="61" w:type="dxa"/>
             <w:tcBorders/>
           </w:tcPr>
           <w:p>
@@ -15939,7 +15894,7 @@
         </w:tc>
         <w:tc>
           <w:tcPr>
-            <w:tcW w:w="278" w:type="dxa"/>
+            <w:tcW w:w="277" w:type="dxa"/>
             <w:gridSpan w:val="2"/>
             <w:tcBorders/>
           </w:tcPr>
@@ -16018,7 +15973,7 @@
         </w:tc>
         <w:tc>
           <w:tcPr>
-            <w:tcW w:w="60" w:type="dxa"/>
+            <w:tcW w:w="61" w:type="dxa"/>
             <w:tcBorders/>
           </w:tcPr>
           <w:p>
@@ -16138,7 +16093,7 @@
         </w:tc>
         <w:tc>
           <w:tcPr>
-            <w:tcW w:w="278" w:type="dxa"/>
+            <w:tcW w:w="277" w:type="dxa"/>
             <w:gridSpan w:val="2"/>
             <w:tcBorders/>
           </w:tcPr>
@@ -16154,7 +16109,7 @@
         </w:tc>
         <w:tc>
           <w:tcPr>
-            <w:tcW w:w="5082" w:type="dxa"/>
+            <w:tcW w:w="5083" w:type="dxa"/>
             <w:gridSpan w:val="21"/>
             <w:vMerge w:val="restart"/>
             <w:tcBorders/>
@@ -16174,22 +16129,7 @@
                 <w:color w:val="000000"/>
                 <w:sz w:val="28"/>
               </w:rPr>
-              <w:t xml:space="preserve">_________________ / </w:t>
-            </w:r>
-            <w:r>
-              <w:rPr>
-                <w:rFonts w:eastAsia="Times New Roman" w:cs="Times New Roman"/>
-                <w:color w:val="000000"/>
-                <w:sz w:val="28"/>
-              </w:rPr>
-              <w:t>Романов Н. М.</w:t>
-            </w:r>
-            <w:r>
-              <w:rPr>
-                <w:rFonts w:eastAsia="Times New Roman" w:cs="Times New Roman"/>
-                <w:color w:val="000000"/>
-                <w:sz w:val="28"/>
-              </w:rPr>
+              <w:t>_________________ / Романов Н. М.</w:t>
               <w:br/>
               <w:t xml:space="preserve">        (подпись)                      (Ф.И.О.)</w:t>
             </w:r>
@@ -16265,7 +16205,7 @@
         </w:tc>
         <w:tc>
           <w:tcPr>
-            <w:tcW w:w="1999" w:type="dxa"/>
+            <w:tcW w:w="1998" w:type="dxa"/>
             <w:gridSpan w:val="8"/>
             <w:tcBorders/>
           </w:tcPr>
@@ -16281,7 +16221,7 @@
         </w:tc>
         <w:tc>
           <w:tcPr>
-            <w:tcW w:w="1542" w:type="dxa"/>
+            <w:tcW w:w="1543" w:type="dxa"/>
             <w:gridSpan w:val="7"/>
             <w:tcBorders/>
           </w:tcPr>
@@ -16328,7 +16268,7 @@
         </w:tc>
         <w:tc>
           <w:tcPr>
-            <w:tcW w:w="278" w:type="dxa"/>
+            <w:tcW w:w="277" w:type="dxa"/>
             <w:gridSpan w:val="2"/>
             <w:tcBorders/>
           </w:tcPr>
@@ -16344,7 +16284,7 @@
         </w:tc>
         <w:tc>
           <w:tcPr>
-            <w:tcW w:w="5082" w:type="dxa"/>
+            <w:tcW w:w="5083" w:type="dxa"/>
             <w:gridSpan w:val="21"/>
             <w:vMerge w:val="continue"/>
             <w:tcBorders/>
@@ -16433,7 +16373,7 @@
         </w:tc>
         <w:tc>
           <w:tcPr>
-            <w:tcW w:w="1999" w:type="dxa"/>
+            <w:tcW w:w="1998" w:type="dxa"/>
             <w:gridSpan w:val="8"/>
             <w:tcBorders/>
           </w:tcPr>
@@ -16449,7 +16389,7 @@
         </w:tc>
         <w:tc>
           <w:tcPr>
-            <w:tcW w:w="1542" w:type="dxa"/>
+            <w:tcW w:w="1543" w:type="dxa"/>
             <w:gridSpan w:val="7"/>
             <w:tcBorders/>
           </w:tcPr>
@@ -16496,7 +16436,7 @@
         </w:tc>
         <w:tc>
           <w:tcPr>
-            <w:tcW w:w="278" w:type="dxa"/>
+            <w:tcW w:w="277" w:type="dxa"/>
             <w:gridSpan w:val="2"/>
             <w:tcBorders/>
           </w:tcPr>
@@ -16575,7 +16515,7 @@
         </w:tc>
         <w:tc>
           <w:tcPr>
-            <w:tcW w:w="60" w:type="dxa"/>
+            <w:tcW w:w="61" w:type="dxa"/>
             <w:tcBorders/>
           </w:tcPr>
           <w:p>
@@ -16674,7 +16614,7 @@
         </w:tc>
         <w:tc>
           <w:tcPr>
-            <w:tcW w:w="1999" w:type="dxa"/>
+            <w:tcW w:w="1998" w:type="dxa"/>
             <w:gridSpan w:val="8"/>
             <w:tcBorders/>
           </w:tcPr>
@@ -16690,7 +16630,7 @@
         </w:tc>
         <w:tc>
           <w:tcPr>
-            <w:tcW w:w="1542" w:type="dxa"/>
+            <w:tcW w:w="1543" w:type="dxa"/>
             <w:gridSpan w:val="7"/>
             <w:tcBorders/>
           </w:tcPr>
@@ -16737,7 +16677,7 @@
         </w:tc>
         <w:tc>
           <w:tcPr>
-            <w:tcW w:w="278" w:type="dxa"/>
+            <w:tcW w:w="277" w:type="dxa"/>
             <w:gridSpan w:val="2"/>
             <w:tcBorders/>
           </w:tcPr>
@@ -16816,7 +16756,7 @@
         </w:tc>
         <w:tc>
           <w:tcPr>
-            <w:tcW w:w="60" w:type="dxa"/>
+            <w:tcW w:w="61" w:type="dxa"/>
             <w:tcBorders/>
           </w:tcPr>
           <w:p>
@@ -17051,7 +16991,7 @@
         </w:tc>
         <w:tc>
           <w:tcPr>
-            <w:tcW w:w="1879" w:type="dxa"/>
+            <w:tcW w:w="1878" w:type="dxa"/>
             <w:gridSpan w:val="7"/>
             <w:tcBorders/>
           </w:tcPr>
@@ -17067,7 +17007,7 @@
         </w:tc>
         <w:tc>
           <w:tcPr>
-            <w:tcW w:w="1381" w:type="dxa"/>
+            <w:tcW w:w="1382" w:type="dxa"/>
             <w:gridSpan w:val="5"/>
             <w:tcBorders/>
           </w:tcPr>
@@ -17130,7 +17070,7 @@
         </w:tc>
         <w:tc>
           <w:tcPr>
-            <w:tcW w:w="278" w:type="dxa"/>
+            <w:tcW w:w="277" w:type="dxa"/>
             <w:gridSpan w:val="2"/>
             <w:tcBorders/>
           </w:tcPr>
@@ -17178,7 +17118,7 @@
         </w:tc>
         <w:tc>
           <w:tcPr>
-            <w:tcW w:w="782" w:type="dxa"/>
+            <w:tcW w:w="783" w:type="dxa"/>
             <w:gridSpan w:val="2"/>
             <w:tcBorders/>
           </w:tcPr>
@@ -17323,7 +17263,7 @@
         </w:tc>
         <w:tc>
           <w:tcPr>
-            <w:tcW w:w="1879" w:type="dxa"/>
+            <w:tcW w:w="1878" w:type="dxa"/>
             <w:gridSpan w:val="7"/>
             <w:tcBorders/>
           </w:tcPr>
@@ -17339,7 +17279,7 @@
         </w:tc>
         <w:tc>
           <w:tcPr>
-            <w:tcW w:w="1381" w:type="dxa"/>
+            <w:tcW w:w="1382" w:type="dxa"/>
             <w:gridSpan w:val="5"/>
             <w:tcBorders/>
           </w:tcPr>
@@ -17402,7 +17342,7 @@
         </w:tc>
         <w:tc>
           <w:tcPr>
-            <w:tcW w:w="278" w:type="dxa"/>
+            <w:tcW w:w="277" w:type="dxa"/>
             <w:gridSpan w:val="2"/>
             <w:tcBorders/>
           </w:tcPr>
@@ -17450,7 +17390,7 @@
         </w:tc>
         <w:tc>
           <w:tcPr>
-            <w:tcW w:w="782" w:type="dxa"/>
+            <w:tcW w:w="783" w:type="dxa"/>
             <w:gridSpan w:val="2"/>
             <w:tcBorders/>
           </w:tcPr>
@@ -17592,7 +17532,7 @@
         </w:tc>
         <w:tc>
           <w:tcPr>
-            <w:tcW w:w="1879" w:type="dxa"/>
+            <w:tcW w:w="1878" w:type="dxa"/>
             <w:gridSpan w:val="7"/>
             <w:tcBorders/>
           </w:tcPr>
@@ -17608,7 +17548,7 @@
         </w:tc>
         <w:tc>
           <w:tcPr>
-            <w:tcW w:w="1381" w:type="dxa"/>
+            <w:tcW w:w="1382" w:type="dxa"/>
             <w:gridSpan w:val="5"/>
             <w:tcBorders/>
           </w:tcPr>
@@ -17671,7 +17611,7 @@
         </w:tc>
         <w:tc>
           <w:tcPr>
-            <w:tcW w:w="278" w:type="dxa"/>
+            <w:tcW w:w="277" w:type="dxa"/>
             <w:gridSpan w:val="2"/>
             <w:tcBorders/>
           </w:tcPr>
@@ -17719,7 +17659,7 @@
         </w:tc>
         <w:tc>
           <w:tcPr>
-            <w:tcW w:w="782" w:type="dxa"/>
+            <w:tcW w:w="783" w:type="dxa"/>
             <w:gridSpan w:val="2"/>
             <w:tcBorders/>
           </w:tcPr>
@@ -17855,7 +17795,7 @@
         </w:tc>
         <w:tc>
           <w:tcPr>
-            <w:tcW w:w="1879" w:type="dxa"/>
+            <w:tcW w:w="1878" w:type="dxa"/>
             <w:gridSpan w:val="7"/>
             <w:tcBorders/>
           </w:tcPr>
@@ -17871,7 +17811,7 @@
         </w:tc>
         <w:tc>
           <w:tcPr>
-            <w:tcW w:w="1381" w:type="dxa"/>
+            <w:tcW w:w="1382" w:type="dxa"/>
             <w:gridSpan w:val="5"/>
             <w:tcBorders/>
           </w:tcPr>
@@ -17934,7 +17874,7 @@
         </w:tc>
         <w:tc>
           <w:tcPr>
-            <w:tcW w:w="278" w:type="dxa"/>
+            <w:tcW w:w="277" w:type="dxa"/>
             <w:gridSpan w:val="2"/>
             <w:tcBorders/>
           </w:tcPr>
@@ -17982,7 +17922,7 @@
         </w:tc>
         <w:tc>
           <w:tcPr>
-            <w:tcW w:w="782" w:type="dxa"/>
+            <w:tcW w:w="783" w:type="dxa"/>
             <w:gridSpan w:val="2"/>
             <w:tcBorders/>
           </w:tcPr>
@@ -18127,7 +18067,7 @@
         </w:tc>
         <w:tc>
           <w:tcPr>
-            <w:tcW w:w="1879" w:type="dxa"/>
+            <w:tcW w:w="1878" w:type="dxa"/>
             <w:gridSpan w:val="7"/>
             <w:tcBorders/>
           </w:tcPr>
@@ -18143,7 +18083,7 @@
         </w:tc>
         <w:tc>
           <w:tcPr>
-            <w:tcW w:w="1381" w:type="dxa"/>
+            <w:tcW w:w="1382" w:type="dxa"/>
             <w:gridSpan w:val="5"/>
             <w:tcBorders/>
           </w:tcPr>
@@ -18206,7 +18146,7 @@
         </w:tc>
         <w:tc>
           <w:tcPr>
-            <w:tcW w:w="278" w:type="dxa"/>
+            <w:tcW w:w="277" w:type="dxa"/>
             <w:gridSpan w:val="2"/>
             <w:tcBorders/>
           </w:tcPr>
@@ -18254,7 +18194,7 @@
         </w:tc>
         <w:tc>
           <w:tcPr>
-            <w:tcW w:w="782" w:type="dxa"/>
+            <w:tcW w:w="783" w:type="dxa"/>
             <w:gridSpan w:val="2"/>
             <w:tcBorders/>
           </w:tcPr>
@@ -18399,7 +18339,7 @@
         </w:tc>
         <w:tc>
           <w:tcPr>
-            <w:tcW w:w="1879" w:type="dxa"/>
+            <w:tcW w:w="1878" w:type="dxa"/>
             <w:gridSpan w:val="7"/>
             <w:tcBorders/>
           </w:tcPr>
@@ -18415,7 +18355,7 @@
         </w:tc>
         <w:tc>
           <w:tcPr>
-            <w:tcW w:w="1381" w:type="dxa"/>
+            <w:tcW w:w="1382" w:type="dxa"/>
             <w:gridSpan w:val="5"/>
             <w:tcBorders/>
           </w:tcPr>
@@ -18447,7 +18387,7 @@
         </w:tc>
         <w:tc>
           <w:tcPr>
-            <w:tcW w:w="3798" w:type="dxa"/>
+            <w:tcW w:w="3797" w:type="dxa"/>
             <w:gridSpan w:val="17"/>
             <w:tcBorders/>
             <w:tcMar>
@@ -18472,7 +18412,7 @@
         </w:tc>
         <w:tc>
           <w:tcPr>
-            <w:tcW w:w="782" w:type="dxa"/>
+            <w:tcW w:w="783" w:type="dxa"/>
             <w:gridSpan w:val="2"/>
             <w:tcBorders/>
           </w:tcPr>
@@ -18617,7 +18557,7 @@
         </w:tc>
         <w:tc>
           <w:tcPr>
-            <w:tcW w:w="1879" w:type="dxa"/>
+            <w:tcW w:w="1878" w:type="dxa"/>
             <w:gridSpan w:val="7"/>
             <w:tcBorders/>
           </w:tcPr>
@@ -18633,7 +18573,7 @@
         </w:tc>
         <w:tc>
           <w:tcPr>
-            <w:tcW w:w="1381" w:type="dxa"/>
+            <w:tcW w:w="1382" w:type="dxa"/>
             <w:gridSpan w:val="5"/>
             <w:tcBorders/>
           </w:tcPr>
@@ -18681,7 +18621,7 @@
         </w:tc>
         <w:tc>
           <w:tcPr>
-            <w:tcW w:w="1718" w:type="dxa"/>
+            <w:tcW w:w="1717" w:type="dxa"/>
             <w:gridSpan w:val="9"/>
             <w:tcBorders/>
             <w:tcMar>
@@ -18723,7 +18663,7 @@
         </w:tc>
         <w:tc>
           <w:tcPr>
-            <w:tcW w:w="782" w:type="dxa"/>
+            <w:tcW w:w="783" w:type="dxa"/>
             <w:gridSpan w:val="2"/>
             <w:tcBorders/>
           </w:tcPr>
@@ -20480,7 +20420,7 @@
         </w:tc>
         <w:tc>
           <w:tcPr>
-            <w:tcW w:w="1879" w:type="dxa"/>
+            <w:tcW w:w="1878" w:type="dxa"/>
             <w:gridSpan w:val="7"/>
             <w:tcBorders/>
           </w:tcPr>
@@ -20496,7 +20436,7 @@
         </w:tc>
         <w:tc>
           <w:tcPr>
-            <w:tcW w:w="1381" w:type="dxa"/>
+            <w:tcW w:w="1382" w:type="dxa"/>
             <w:gridSpan w:val="5"/>
             <w:tcBorders/>
           </w:tcPr>
@@ -20559,7 +20499,7 @@
         </w:tc>
         <w:tc>
           <w:tcPr>
-            <w:tcW w:w="278" w:type="dxa"/>
+            <w:tcW w:w="277" w:type="dxa"/>
             <w:gridSpan w:val="2"/>
             <w:tcBorders/>
           </w:tcPr>
@@ -20607,7 +20547,7 @@
         </w:tc>
         <w:tc>
           <w:tcPr>
-            <w:tcW w:w="782" w:type="dxa"/>
+            <w:tcW w:w="783" w:type="dxa"/>
             <w:gridSpan w:val="2"/>
             <w:tcBorders/>
           </w:tcPr>
@@ -20824,7 +20764,7 @@
         </w:tc>
         <w:tc>
           <w:tcPr>
-            <w:tcW w:w="278" w:type="dxa"/>
+            <w:tcW w:w="277" w:type="dxa"/>
             <w:gridSpan w:val="2"/>
             <w:tcBorders/>
           </w:tcPr>
@@ -20872,7 +20812,7 @@
         </w:tc>
         <w:tc>
           <w:tcPr>
-            <w:tcW w:w="782" w:type="dxa"/>
+            <w:tcW w:w="783" w:type="dxa"/>
             <w:gridSpan w:val="2"/>
             <w:tcBorders/>
           </w:tcPr>
@@ -21017,7 +20957,7 @@
         </w:tc>
         <w:tc>
           <w:tcPr>
-            <w:tcW w:w="1879" w:type="dxa"/>
+            <w:tcW w:w="1878" w:type="dxa"/>
             <w:gridSpan w:val="7"/>
             <w:tcBorders/>
           </w:tcPr>
@@ -21033,7 +20973,7 @@
         </w:tc>
         <w:tc>
           <w:tcPr>
-            <w:tcW w:w="1381" w:type="dxa"/>
+            <w:tcW w:w="1382" w:type="dxa"/>
             <w:gridSpan w:val="5"/>
             <w:tcBorders/>
           </w:tcPr>
@@ -21096,7 +21036,7 @@
         </w:tc>
         <w:tc>
           <w:tcPr>
-            <w:tcW w:w="278" w:type="dxa"/>
+            <w:tcW w:w="277" w:type="dxa"/>
             <w:gridSpan w:val="2"/>
             <w:tcBorders/>
           </w:tcPr>
@@ -21144,7 +21084,7 @@
         </w:tc>
         <w:tc>
           <w:tcPr>
-            <w:tcW w:w="782" w:type="dxa"/>
+            <w:tcW w:w="783" w:type="dxa"/>
             <w:gridSpan w:val="2"/>
             <w:tcBorders/>
           </w:tcPr>
@@ -21300,7 +21240,7 @@
         </w:tc>
         <w:tc>
           <w:tcPr>
-            <w:tcW w:w="278" w:type="dxa"/>
+            <w:tcW w:w="277" w:type="dxa"/>
             <w:gridSpan w:val="2"/>
             <w:tcBorders/>
           </w:tcPr>
@@ -21348,7 +21288,7 @@
         </w:tc>
         <w:tc>
           <w:tcPr>
-            <w:tcW w:w="782" w:type="dxa"/>
+            <w:tcW w:w="783" w:type="dxa"/>
             <w:gridSpan w:val="2"/>
             <w:tcBorders/>
           </w:tcPr>
@@ -21499,7 +21439,7 @@
         </w:tc>
         <w:tc>
           <w:tcPr>
-            <w:tcW w:w="278" w:type="dxa"/>
+            <w:tcW w:w="277" w:type="dxa"/>
             <w:gridSpan w:val="2"/>
             <w:tcBorders/>
           </w:tcPr>
@@ -21515,7 +21455,7 @@
         </w:tc>
         <w:tc>
           <w:tcPr>
-            <w:tcW w:w="5082" w:type="dxa"/>
+            <w:tcW w:w="5083" w:type="dxa"/>
             <w:gridSpan w:val="21"/>
             <w:vMerge w:val="restart"/>
             <w:tcBorders/>
@@ -21626,7 +21566,7 @@
         </w:tc>
         <w:tc>
           <w:tcPr>
-            <w:tcW w:w="1879" w:type="dxa"/>
+            <w:tcW w:w="1878" w:type="dxa"/>
             <w:gridSpan w:val="7"/>
             <w:tcBorders/>
           </w:tcPr>
@@ -21642,7 +21582,7 @@
         </w:tc>
         <w:tc>
           <w:tcPr>
-            <w:tcW w:w="1381" w:type="dxa"/>
+            <w:tcW w:w="1382" w:type="dxa"/>
             <w:gridSpan w:val="5"/>
             <w:tcBorders/>
           </w:tcPr>
@@ -21705,7 +21645,7 @@
         </w:tc>
         <w:tc>
           <w:tcPr>
-            <w:tcW w:w="278" w:type="dxa"/>
+            <w:tcW w:w="277" w:type="dxa"/>
             <w:gridSpan w:val="2"/>
             <w:tcBorders/>
           </w:tcPr>
@@ -21721,7 +21661,7 @@
         </w:tc>
         <w:tc>
           <w:tcPr>
-            <w:tcW w:w="5082" w:type="dxa"/>
+            <w:tcW w:w="5083" w:type="dxa"/>
             <w:gridSpan w:val="21"/>
             <w:vMerge w:val="continue"/>
             <w:tcBorders/>
@@ -21825,7 +21765,7 @@
         </w:tc>
         <w:tc>
           <w:tcPr>
-            <w:tcW w:w="1879" w:type="dxa"/>
+            <w:tcW w:w="1878" w:type="dxa"/>
             <w:gridSpan w:val="7"/>
             <w:tcBorders/>
           </w:tcPr>
@@ -21841,7 +21781,7 @@
         </w:tc>
         <w:tc>
           <w:tcPr>
-            <w:tcW w:w="1381" w:type="dxa"/>
+            <w:tcW w:w="1382" w:type="dxa"/>
             <w:gridSpan w:val="5"/>
             <w:tcBorders/>
           </w:tcPr>
@@ -21904,7 +21844,7 @@
         </w:tc>
         <w:tc>
           <w:tcPr>
-            <w:tcW w:w="278" w:type="dxa"/>
+            <w:tcW w:w="277" w:type="dxa"/>
             <w:gridSpan w:val="2"/>
             <w:tcBorders/>
           </w:tcPr>
@@ -21952,7 +21892,7 @@
         </w:tc>
         <w:tc>
           <w:tcPr>
-            <w:tcW w:w="782" w:type="dxa"/>
+            <w:tcW w:w="783" w:type="dxa"/>
             <w:gridSpan w:val="2"/>
             <w:tcBorders/>
           </w:tcPr>
@@ -22097,7 +22037,7 @@
         </w:tc>
         <w:tc>
           <w:tcPr>
-            <w:tcW w:w="1879" w:type="dxa"/>
+            <w:tcW w:w="1878" w:type="dxa"/>
             <w:gridSpan w:val="7"/>
             <w:tcBorders/>
           </w:tcPr>
@@ -22113,7 +22053,7 @@
         </w:tc>
         <w:tc>
           <w:tcPr>
-            <w:tcW w:w="1381" w:type="dxa"/>
+            <w:tcW w:w="1382" w:type="dxa"/>
             <w:gridSpan w:val="5"/>
             <w:tcBorders/>
           </w:tcPr>
@@ -22176,7 +22116,7 @@
         </w:tc>
         <w:tc>
           <w:tcPr>
-            <w:tcW w:w="278" w:type="dxa"/>
+            <w:tcW w:w="277" w:type="dxa"/>
             <w:gridSpan w:val="2"/>
             <w:tcBorders/>
           </w:tcPr>
@@ -22224,7 +22164,7 @@
         </w:tc>
         <w:tc>
           <w:tcPr>
-            <w:tcW w:w="782" w:type="dxa"/>
+            <w:tcW w:w="783" w:type="dxa"/>
             <w:gridSpan w:val="2"/>
             <w:tcBorders/>
           </w:tcPr>
@@ -22462,7 +22402,7 @@
         </w:tc>
         <w:tc>
           <w:tcPr>
-            <w:tcW w:w="4199" w:type="dxa"/>
+            <w:tcW w:w="4198" w:type="dxa"/>
             <w:gridSpan w:val="18"/>
             <w:tcBorders/>
           </w:tcPr>
@@ -22494,7 +22434,7 @@
         </w:tc>
         <w:tc>
           <w:tcPr>
-            <w:tcW w:w="4202" w:type="dxa"/>
+            <w:tcW w:w="4203" w:type="dxa"/>
             <w:gridSpan w:val="18"/>
             <w:tcBorders/>
           </w:tcPr>
@@ -22547,7 +22487,7 @@
         </w:tc>
         <w:tc>
           <w:tcPr>
-            <w:tcW w:w="4199" w:type="dxa"/>
+            <w:tcW w:w="4198" w:type="dxa"/>
             <w:gridSpan w:val="18"/>
             <w:tcBorders/>
           </w:tcPr>
@@ -22590,7 +22530,7 @@
         </w:tc>
         <w:tc>
           <w:tcPr>
-            <w:tcW w:w="4202" w:type="dxa"/>
+            <w:tcW w:w="4203" w:type="dxa"/>
             <w:gridSpan w:val="18"/>
             <w:tcBorders/>
           </w:tcPr>
@@ -22643,7 +22583,7 @@
         </w:tc>
         <w:tc>
           <w:tcPr>
-            <w:tcW w:w="4199" w:type="dxa"/>
+            <w:tcW w:w="4198" w:type="dxa"/>
             <w:gridSpan w:val="18"/>
             <w:tcBorders/>
           </w:tcPr>
@@ -22675,7 +22615,7 @@
         </w:tc>
         <w:tc>
           <w:tcPr>
-            <w:tcW w:w="4202" w:type="dxa"/>
+            <w:tcW w:w="4203" w:type="dxa"/>
             <w:gridSpan w:val="18"/>
             <w:tcBorders/>
           </w:tcPr>
@@ -25183,8 +25123,8 @@
       <w:lang w:val="ru-RU" w:eastAsia="zh-CN" w:bidi="hi-IN"/>
     </w:rPr>
   </w:style>
-  <w:style w:type="paragraph" w:styleId="user2">
-    <w:name w:val="Содержимое таблицы (user)"/>
+  <w:style w:type="paragraph" w:styleId="Style16">
+    <w:name w:val="Содержимое таблицы"/>
     <w:basedOn w:val="Normal"/>
     <w:qFormat/>
     <w:pPr>
@@ -25193,9 +25133,9 @@
     </w:pPr>
     <w:rPr/>
   </w:style>
-  <w:style w:type="paragraph" w:styleId="user3">
-    <w:name w:val="Заголовок таблицы (user)"/>
-    <w:basedOn w:val="user2"/>
+  <w:style w:type="paragraph" w:styleId="Style17">
+    <w:name w:val="Заголовок таблицы"/>
+    <w:basedOn w:val="Style16"/>
     <w:qFormat/>
     <w:pPr>
       <w:suppressLineNumbers/>
